--- a/SustitucionMOA/Documentacion/Criterios de Retención MOA.docx
+++ b/SustitucionMOA/Documentacion/Criterios de Retención MOA.docx
@@ -1,6 +1,6 @@
 
 <file path=word/document.xml><?xml version="1.0" encoding="utf-8"?>
-<w:document xmlns:wpc="http://schemas.microsoft.com/office/word/2010/wordprocessingCanvas" xmlns:cx="http://schemas.microsoft.com/office/drawing/2014/chartex" xmlns:mc="http://schemas.openxmlformats.org/markup-compatibility/2006" xmlns:o="urn:schemas-microsoft-com:office:office" xmlns:r="http://schemas.openxmlformats.org/officeDocument/2006/relationships" xmlns:m="http://schemas.openxmlformats.org/officeDocument/2006/math" xmlns:v="urn:schemas-microsoft-com:vml" xmlns:wp14="http://schemas.microsoft.com/office/word/2010/wordprocessingDrawing" xmlns:wp="http://schemas.openxmlformats.org/drawingml/2006/wordprocessingDrawing" xmlns:w10="urn:schemas-microsoft-com:office:word" xmlns:w="http://schemas.openxmlformats.org/wordprocessingml/2006/main" xmlns:w14="http://schemas.microsoft.com/office/word/2010/wordml" xmlns:w15="http://schemas.microsoft.com/office/word/2012/wordml" xmlns:w16se="http://schemas.microsoft.com/office/word/2015/wordml/symex" xmlns:wpg="http://schemas.microsoft.com/office/word/2010/wordprocessingGroup" xmlns:wpi="http://schemas.microsoft.com/office/word/2010/wordprocessingInk" xmlns:wne="http://schemas.microsoft.com/office/word/2006/wordml" xmlns:wps="http://schemas.microsoft.com/office/word/2010/wordprocessingShape" mc:Ignorable="w14 w15 w16se wp14">
+<w:document xmlns:wpc="http://schemas.microsoft.com/office/word/2010/wordprocessingCanvas" xmlns:cx="http://schemas.microsoft.com/office/drawing/2014/chartex" xmlns:cx1="http://schemas.microsoft.com/office/drawing/2015/9/8/chartex" xmlns:cx2="http://schemas.microsoft.com/office/drawing/2015/10/21/chartex" xmlns:cx3="http://schemas.microsoft.com/office/drawing/2016/5/9/chartex" xmlns:cx4="http://schemas.microsoft.com/office/drawing/2016/5/10/chartex" xmlns:cx5="http://schemas.microsoft.com/office/drawing/2016/5/11/chartex" xmlns:cx6="http://schemas.microsoft.com/office/drawing/2016/5/12/chartex" xmlns:cx7="http://schemas.microsoft.com/office/drawing/2016/5/13/chartex" xmlns:cx8="http://schemas.microsoft.com/office/drawing/2016/5/14/chartex" xmlns:mc="http://schemas.openxmlformats.org/markup-compatibility/2006" xmlns:aink="http://schemas.microsoft.com/office/drawing/2016/ink" xmlns:am3d="http://schemas.microsoft.com/office/drawing/2017/model3d" xmlns:o="urn:schemas-microsoft-com:office:office" xmlns:r="http://schemas.openxmlformats.org/officeDocument/2006/relationships" xmlns:m="http://schemas.openxmlformats.org/officeDocument/2006/math" xmlns:v="urn:schemas-microsoft-com:vml" xmlns:wp14="http://schemas.microsoft.com/office/word/2010/wordprocessingDrawing" xmlns:wp="http://schemas.openxmlformats.org/drawingml/2006/wordprocessingDrawing" xmlns:w10="urn:schemas-microsoft-com:office:word" xmlns:w="http://schemas.openxmlformats.org/wordprocessingml/2006/main" xmlns:w14="http://schemas.microsoft.com/office/word/2010/wordml" xmlns:w15="http://schemas.microsoft.com/office/word/2012/wordml" xmlns:w16cid="http://schemas.microsoft.com/office/word/2016/wordml/cid" xmlns:w16se="http://schemas.microsoft.com/office/word/2015/wordml/symex" xmlns:wpg="http://schemas.microsoft.com/office/word/2010/wordprocessingGroup" xmlns:wpi="http://schemas.microsoft.com/office/word/2010/wordprocessingInk" xmlns:wne="http://schemas.microsoft.com/office/word/2006/wordml" xmlns:wps="http://schemas.microsoft.com/office/word/2010/wordprocessingShape" mc:Ignorable="w14 w15 w16se w16cid wp14">
   <w:body>
     <w:p>
       <w:pPr>
@@ -23,6 +23,3272 @@
         <w:jc w:val="center"/>
         <w:rPr>
           <w:sz w:val="28"/>
+          <w:u w:val="single"/>
+        </w:rPr>
+      </w:pPr>
+    </w:p>
+    <w:p>
+      <w:pPr>
+        <w:rPr>
+          <w:b/>
+          <w:sz w:val="24"/>
+          <w:u w:val="single"/>
+        </w:rPr>
+      </w:pPr>
+      <w:r>
+        <w:rPr>
+          <w:b/>
+          <w:sz w:val="24"/>
+          <w:u w:val="single"/>
+        </w:rPr>
+        <w:t>SISA:</w:t>
+      </w:r>
+    </w:p>
+    <w:tbl>
+      <w:tblPr>
+        <w:tblW w:w="10425" w:type="dxa"/>
+        <w:tblCellMar>
+          <w:left w:w="70" w:type="dxa"/>
+          <w:right w:w="70" w:type="dxa"/>
+        </w:tblCellMar>
+        <w:tblLook w:val="04A0" w:firstRow="1" w:lastRow="0" w:firstColumn="1" w:lastColumn="0" w:noHBand="0" w:noVBand="1"/>
+      </w:tblPr>
+      <w:tblGrid>
+        <w:gridCol w:w="1372"/>
+        <w:gridCol w:w="600"/>
+        <w:gridCol w:w="1379"/>
+        <w:gridCol w:w="600"/>
+        <w:gridCol w:w="1379"/>
+        <w:gridCol w:w="1300"/>
+        <w:gridCol w:w="1548"/>
+        <w:gridCol w:w="868"/>
+        <w:gridCol w:w="1379"/>
+      </w:tblGrid>
+      <w:tr>
+        <w:trPr>
+          <w:trHeight w:val="290"/>
+        </w:trPr>
+        <w:tc>
+          <w:tcPr>
+            <w:tcW w:w="1372" w:type="dxa"/>
+            <w:vMerge w:val="restart"/>
+            <w:tcBorders>
+              <w:top w:val="single" w:sz="8" w:space="0" w:color="auto"/>
+              <w:left w:val="single" w:sz="8" w:space="0" w:color="auto"/>
+              <w:bottom w:val="single" w:sz="8" w:space="0" w:color="000000"/>
+              <w:right w:val="single" w:sz="8" w:space="0" w:color="auto"/>
+            </w:tcBorders>
+            <w:shd w:val="clear" w:color="000000" w:fill="1F4E78"/>
+            <w:noWrap/>
+            <w:vAlign w:val="center"/>
+            <w:hideMark/>
+          </w:tcPr>
+          <w:p>
+            <w:pPr>
+              <w:spacing w:after="0" w:line="240" w:lineRule="auto"/>
+              <w:jc w:val="center"/>
+              <w:rPr>
+                <w:rFonts w:ascii="Calibri" w:eastAsia="Times New Roman" w:hAnsi="Calibri" w:cs="Calibri"/>
+                <w:b/>
+                <w:bCs/>
+                <w:color w:val="FFFFFF"/>
+                <w:sz w:val="20"/>
+                <w:szCs w:val="20"/>
+                <w:lang w:eastAsia="es-AR"/>
+              </w:rPr>
+            </w:pPr>
+            <w:r>
+              <w:rPr>
+                <w:rFonts w:ascii="Calibri" w:eastAsia="Times New Roman" w:hAnsi="Calibri" w:cs="Calibri"/>
+                <w:b/>
+                <w:bCs/>
+                <w:color w:val="FFFFFF"/>
+                <w:sz w:val="20"/>
+                <w:szCs w:val="20"/>
+                <w:lang w:eastAsia="es-AR"/>
+              </w:rPr>
+              <w:t>ESTADOS</w:t>
+            </w:r>
+          </w:p>
+        </w:tc>
+        <w:tc>
+          <w:tcPr>
+            <w:tcW w:w="9053" w:type="dxa"/>
+            <w:gridSpan w:val="8"/>
+            <w:tcBorders>
+              <w:top w:val="nil"/>
+              <w:left w:val="nil"/>
+              <w:bottom w:val="single" w:sz="8" w:space="0" w:color="auto"/>
+              <w:right w:val="nil"/>
+            </w:tcBorders>
+            <w:shd w:val="clear" w:color="000000" w:fill="375623"/>
+            <w:noWrap/>
+            <w:vAlign w:val="bottom"/>
+            <w:hideMark/>
+          </w:tcPr>
+          <w:p>
+            <w:pPr>
+              <w:spacing w:after="0" w:line="240" w:lineRule="auto"/>
+              <w:jc w:val="center"/>
+              <w:rPr>
+                <w:rFonts w:ascii="Calibri" w:eastAsia="Times New Roman" w:hAnsi="Calibri" w:cs="Calibri"/>
+                <w:b/>
+                <w:bCs/>
+                <w:color w:val="FFFFFF"/>
+                <w:sz w:val="20"/>
+                <w:szCs w:val="20"/>
+                <w:lang w:eastAsia="es-AR"/>
+              </w:rPr>
+            </w:pPr>
+            <w:r>
+              <w:rPr>
+                <w:rFonts w:ascii="Calibri" w:eastAsia="Times New Roman" w:hAnsi="Calibri" w:cs="Calibri"/>
+                <w:b/>
+                <w:bCs/>
+                <w:color w:val="FFFFFF"/>
+                <w:sz w:val="20"/>
+                <w:szCs w:val="20"/>
+                <w:lang w:eastAsia="es-AR"/>
+              </w:rPr>
+              <w:t>NUEVO</w:t>
+            </w:r>
+          </w:p>
+        </w:tc>
+      </w:tr>
+      <w:tr>
+        <w:trPr>
+          <w:trHeight w:val="290"/>
+        </w:trPr>
+        <w:tc>
+          <w:tcPr>
+            <w:tcW w:w="1372" w:type="dxa"/>
+            <w:vMerge/>
+            <w:tcBorders>
+              <w:top w:val="single" w:sz="8" w:space="0" w:color="auto"/>
+              <w:left w:val="single" w:sz="8" w:space="0" w:color="auto"/>
+              <w:bottom w:val="single" w:sz="8" w:space="0" w:color="000000"/>
+              <w:right w:val="single" w:sz="8" w:space="0" w:color="auto"/>
+            </w:tcBorders>
+            <w:vAlign w:val="center"/>
+            <w:hideMark/>
+          </w:tcPr>
+          <w:p>
+            <w:pPr>
+              <w:spacing w:after="0" w:line="240" w:lineRule="auto"/>
+              <w:rPr>
+                <w:rFonts w:ascii="Calibri" w:eastAsia="Times New Roman" w:hAnsi="Calibri" w:cs="Calibri"/>
+                <w:b/>
+                <w:bCs/>
+                <w:color w:val="FFFFFF"/>
+                <w:sz w:val="20"/>
+                <w:szCs w:val="20"/>
+                <w:lang w:eastAsia="es-AR"/>
+              </w:rPr>
+            </w:pPr>
+          </w:p>
+        </w:tc>
+        <w:tc>
+          <w:tcPr>
+            <w:tcW w:w="1979" w:type="dxa"/>
+            <w:gridSpan w:val="2"/>
+            <w:tcBorders>
+              <w:top w:val="single" w:sz="8" w:space="0" w:color="auto"/>
+              <w:left w:val="nil"/>
+              <w:bottom w:val="nil"/>
+              <w:right w:val="single" w:sz="8" w:space="0" w:color="000000"/>
+            </w:tcBorders>
+            <w:shd w:val="clear" w:color="000000" w:fill="375623"/>
+            <w:noWrap/>
+            <w:vAlign w:val="bottom"/>
+            <w:hideMark/>
+          </w:tcPr>
+          <w:p>
+            <w:pPr>
+              <w:spacing w:after="0" w:line="240" w:lineRule="auto"/>
+              <w:jc w:val="center"/>
+              <w:rPr>
+                <w:rFonts w:ascii="Calibri" w:eastAsia="Times New Roman" w:hAnsi="Calibri" w:cs="Calibri"/>
+                <w:b/>
+                <w:bCs/>
+                <w:color w:val="FFFFFF"/>
+                <w:sz w:val="20"/>
+                <w:szCs w:val="20"/>
+                <w:lang w:eastAsia="es-AR"/>
+              </w:rPr>
+            </w:pPr>
+            <w:r>
+              <w:rPr>
+                <w:rFonts w:ascii="Calibri" w:eastAsia="Times New Roman" w:hAnsi="Calibri" w:cs="Calibri"/>
+                <w:b/>
+                <w:bCs/>
+                <w:color w:val="FFFFFF"/>
+                <w:sz w:val="20"/>
+                <w:szCs w:val="20"/>
+                <w:lang w:eastAsia="es-AR"/>
+              </w:rPr>
+              <w:t>Productor</w:t>
+            </w:r>
+          </w:p>
+        </w:tc>
+        <w:tc>
+          <w:tcPr>
+            <w:tcW w:w="1979" w:type="dxa"/>
+            <w:gridSpan w:val="2"/>
+            <w:tcBorders>
+              <w:top w:val="single" w:sz="8" w:space="0" w:color="auto"/>
+              <w:left w:val="nil"/>
+              <w:bottom w:val="nil"/>
+              <w:right w:val="single" w:sz="8" w:space="0" w:color="000000"/>
+            </w:tcBorders>
+            <w:shd w:val="clear" w:color="000000" w:fill="375623"/>
+            <w:noWrap/>
+            <w:vAlign w:val="bottom"/>
+            <w:hideMark/>
+          </w:tcPr>
+          <w:p>
+            <w:pPr>
+              <w:spacing w:after="0" w:line="240" w:lineRule="auto"/>
+              <w:jc w:val="center"/>
+              <w:rPr>
+                <w:rFonts w:ascii="Calibri" w:eastAsia="Times New Roman" w:hAnsi="Calibri" w:cs="Calibri"/>
+                <w:b/>
+                <w:bCs/>
+                <w:color w:val="FFFFFF"/>
+                <w:sz w:val="20"/>
+                <w:szCs w:val="20"/>
+                <w:lang w:eastAsia="es-AR"/>
+              </w:rPr>
+            </w:pPr>
+            <w:r>
+              <w:rPr>
+                <w:rFonts w:ascii="Calibri" w:eastAsia="Times New Roman" w:hAnsi="Calibri" w:cs="Calibri"/>
+                <w:b/>
+                <w:bCs/>
+                <w:color w:val="FFFFFF"/>
+                <w:sz w:val="20"/>
+                <w:szCs w:val="20"/>
+                <w:lang w:eastAsia="es-AR"/>
+              </w:rPr>
+              <w:t>Acopiador</w:t>
+            </w:r>
+          </w:p>
+        </w:tc>
+        <w:tc>
+          <w:tcPr>
+            <w:tcW w:w="2848" w:type="dxa"/>
+            <w:gridSpan w:val="2"/>
+            <w:tcBorders>
+              <w:top w:val="single" w:sz="8" w:space="0" w:color="auto"/>
+              <w:left w:val="nil"/>
+              <w:bottom w:val="nil"/>
+              <w:right w:val="single" w:sz="8" w:space="0" w:color="000000"/>
+            </w:tcBorders>
+            <w:shd w:val="clear" w:color="000000" w:fill="375623"/>
+            <w:noWrap/>
+            <w:vAlign w:val="bottom"/>
+            <w:hideMark/>
+          </w:tcPr>
+          <w:p>
+            <w:pPr>
+              <w:spacing w:after="0" w:line="240" w:lineRule="auto"/>
+              <w:jc w:val="center"/>
+              <w:rPr>
+                <w:rFonts w:ascii="Calibri" w:eastAsia="Times New Roman" w:hAnsi="Calibri" w:cs="Calibri"/>
+                <w:b/>
+                <w:bCs/>
+                <w:color w:val="FFFFFF"/>
+                <w:sz w:val="20"/>
+                <w:szCs w:val="20"/>
+                <w:lang w:eastAsia="es-AR"/>
+              </w:rPr>
+            </w:pPr>
+            <w:r>
+              <w:rPr>
+                <w:rFonts w:ascii="Calibri" w:eastAsia="Times New Roman" w:hAnsi="Calibri" w:cs="Calibri"/>
+                <w:b/>
+                <w:bCs/>
+                <w:color w:val="FFFFFF"/>
+                <w:sz w:val="20"/>
+                <w:szCs w:val="20"/>
+                <w:lang w:eastAsia="es-AR"/>
+              </w:rPr>
+              <w:t>C Corredor</w:t>
+            </w:r>
+          </w:p>
+        </w:tc>
+        <w:tc>
+          <w:tcPr>
+            <w:tcW w:w="2246" w:type="dxa"/>
+            <w:gridSpan w:val="2"/>
+            <w:tcBorders>
+              <w:top w:val="single" w:sz="8" w:space="0" w:color="auto"/>
+              <w:left w:val="nil"/>
+              <w:bottom w:val="nil"/>
+              <w:right w:val="single" w:sz="8" w:space="0" w:color="000000"/>
+            </w:tcBorders>
+            <w:shd w:val="clear" w:color="000000" w:fill="375623"/>
+            <w:noWrap/>
+            <w:vAlign w:val="bottom"/>
+            <w:hideMark/>
+          </w:tcPr>
+          <w:p>
+            <w:pPr>
+              <w:spacing w:after="0" w:line="240" w:lineRule="auto"/>
+              <w:jc w:val="center"/>
+              <w:rPr>
+                <w:rFonts w:ascii="Calibri" w:eastAsia="Times New Roman" w:hAnsi="Calibri" w:cs="Calibri"/>
+                <w:b/>
+                <w:bCs/>
+                <w:color w:val="FFFFFF"/>
+                <w:sz w:val="20"/>
+                <w:szCs w:val="20"/>
+                <w:lang w:eastAsia="es-AR"/>
+              </w:rPr>
+            </w:pPr>
+            <w:r>
+              <w:rPr>
+                <w:rFonts w:ascii="Calibri" w:eastAsia="Times New Roman" w:hAnsi="Calibri" w:cs="Calibri"/>
+                <w:b/>
+                <w:bCs/>
+                <w:color w:val="FFFFFF"/>
+                <w:sz w:val="20"/>
+                <w:szCs w:val="20"/>
+                <w:lang w:eastAsia="es-AR"/>
+              </w:rPr>
+              <w:t>Corredor (</w:t>
+            </w:r>
+            <w:proofErr w:type="spellStart"/>
+            <w:r>
+              <w:rPr>
+                <w:rFonts w:ascii="Calibri" w:eastAsia="Times New Roman" w:hAnsi="Calibri" w:cs="Calibri"/>
+                <w:b/>
+                <w:bCs/>
+                <w:color w:val="FFFFFF"/>
+                <w:sz w:val="20"/>
+                <w:szCs w:val="20"/>
+                <w:lang w:eastAsia="es-AR"/>
+              </w:rPr>
+              <w:t>Com</w:t>
+            </w:r>
+            <w:proofErr w:type="spellEnd"/>
+            <w:r>
+              <w:rPr>
+                <w:rFonts w:ascii="Calibri" w:eastAsia="Times New Roman" w:hAnsi="Calibri" w:cs="Calibri"/>
+                <w:b/>
+                <w:bCs/>
+                <w:color w:val="FFFFFF"/>
+                <w:sz w:val="20"/>
+                <w:szCs w:val="20"/>
+                <w:lang w:eastAsia="es-AR"/>
+              </w:rPr>
+              <w:t>)</w:t>
+            </w:r>
+          </w:p>
+        </w:tc>
+      </w:tr>
+      <w:tr>
+        <w:trPr>
+          <w:trHeight w:val="276"/>
+        </w:trPr>
+        <w:tc>
+          <w:tcPr>
+            <w:tcW w:w="1372" w:type="dxa"/>
+            <w:tcBorders>
+              <w:top w:val="nil"/>
+              <w:left w:val="single" w:sz="8" w:space="0" w:color="auto"/>
+              <w:bottom w:val="nil"/>
+              <w:right w:val="single" w:sz="8" w:space="0" w:color="auto"/>
+            </w:tcBorders>
+            <w:shd w:val="clear" w:color="auto" w:fill="auto"/>
+            <w:noWrap/>
+            <w:vAlign w:val="bottom"/>
+            <w:hideMark/>
+          </w:tcPr>
+          <w:p>
+            <w:pPr>
+              <w:spacing w:after="0" w:line="240" w:lineRule="auto"/>
+              <w:rPr>
+                <w:rFonts w:ascii="Calibri" w:eastAsia="Times New Roman" w:hAnsi="Calibri" w:cs="Calibri"/>
+                <w:color w:val="000000"/>
+                <w:sz w:val="20"/>
+                <w:szCs w:val="20"/>
+                <w:lang w:eastAsia="es-AR"/>
+              </w:rPr>
+            </w:pPr>
+            <w:r>
+              <w:rPr>
+                <w:rFonts w:ascii="Calibri" w:eastAsia="Times New Roman" w:hAnsi="Calibri" w:cs="Calibri"/>
+                <w:color w:val="000000"/>
+                <w:sz w:val="20"/>
+                <w:szCs w:val="20"/>
+                <w:lang w:eastAsia="es-AR"/>
+              </w:rPr>
+              <w:t> </w:t>
+            </w:r>
+          </w:p>
+        </w:tc>
+        <w:tc>
+          <w:tcPr>
+            <w:tcW w:w="600" w:type="dxa"/>
+            <w:tcBorders>
+              <w:top w:val="nil"/>
+              <w:left w:val="nil"/>
+              <w:bottom w:val="nil"/>
+              <w:right w:val="nil"/>
+            </w:tcBorders>
+            <w:shd w:val="clear" w:color="000000" w:fill="E2EFDA"/>
+            <w:noWrap/>
+            <w:vAlign w:val="bottom"/>
+            <w:hideMark/>
+          </w:tcPr>
+          <w:p>
+            <w:pPr>
+              <w:spacing w:after="0" w:line="240" w:lineRule="auto"/>
+              <w:jc w:val="center"/>
+              <w:rPr>
+                <w:rFonts w:ascii="Calibri" w:eastAsia="Times New Roman" w:hAnsi="Calibri" w:cs="Calibri"/>
+                <w:color w:val="000000"/>
+                <w:sz w:val="20"/>
+                <w:szCs w:val="20"/>
+                <w:lang w:eastAsia="es-AR"/>
+              </w:rPr>
+            </w:pPr>
+            <w:r>
+              <w:rPr>
+                <w:rFonts w:ascii="Calibri" w:eastAsia="Times New Roman" w:hAnsi="Calibri" w:cs="Calibri"/>
+                <w:color w:val="000000"/>
+                <w:sz w:val="20"/>
+                <w:szCs w:val="20"/>
+                <w:lang w:eastAsia="es-AR"/>
+              </w:rPr>
+              <w:t>IVA</w:t>
+            </w:r>
+          </w:p>
+        </w:tc>
+        <w:tc>
+          <w:tcPr>
+            <w:tcW w:w="1378" w:type="dxa"/>
+            <w:tcBorders>
+              <w:top w:val="nil"/>
+              <w:left w:val="nil"/>
+              <w:bottom w:val="nil"/>
+              <w:right w:val="single" w:sz="8" w:space="0" w:color="auto"/>
+            </w:tcBorders>
+            <w:shd w:val="clear" w:color="000000" w:fill="E2EFDA"/>
+            <w:noWrap/>
+            <w:vAlign w:val="bottom"/>
+            <w:hideMark/>
+          </w:tcPr>
+          <w:p>
+            <w:pPr>
+              <w:spacing w:after="0" w:line="240" w:lineRule="auto"/>
+              <w:jc w:val="center"/>
+              <w:rPr>
+                <w:rFonts w:ascii="Calibri" w:eastAsia="Times New Roman" w:hAnsi="Calibri" w:cs="Calibri"/>
+                <w:color w:val="000000"/>
+                <w:sz w:val="20"/>
+                <w:szCs w:val="20"/>
+                <w:lang w:eastAsia="es-AR"/>
+              </w:rPr>
+            </w:pPr>
+            <w:r>
+              <w:rPr>
+                <w:rFonts w:ascii="Calibri" w:eastAsia="Times New Roman" w:hAnsi="Calibri" w:cs="Calibri"/>
+                <w:color w:val="000000"/>
+                <w:sz w:val="20"/>
+                <w:szCs w:val="20"/>
+                <w:lang w:eastAsia="es-AR"/>
+              </w:rPr>
+              <w:t>GCIAS</w:t>
+            </w:r>
+          </w:p>
+        </w:tc>
+        <w:tc>
+          <w:tcPr>
+            <w:tcW w:w="600" w:type="dxa"/>
+            <w:tcBorders>
+              <w:top w:val="nil"/>
+              <w:left w:val="nil"/>
+              <w:bottom w:val="nil"/>
+              <w:right w:val="nil"/>
+            </w:tcBorders>
+            <w:shd w:val="clear" w:color="000000" w:fill="E2EFDA"/>
+            <w:noWrap/>
+            <w:vAlign w:val="bottom"/>
+            <w:hideMark/>
+          </w:tcPr>
+          <w:p>
+            <w:pPr>
+              <w:spacing w:after="0" w:line="240" w:lineRule="auto"/>
+              <w:jc w:val="center"/>
+              <w:rPr>
+                <w:rFonts w:ascii="Calibri" w:eastAsia="Times New Roman" w:hAnsi="Calibri" w:cs="Calibri"/>
+                <w:color w:val="000000"/>
+                <w:sz w:val="20"/>
+                <w:szCs w:val="20"/>
+                <w:lang w:eastAsia="es-AR"/>
+              </w:rPr>
+            </w:pPr>
+            <w:r>
+              <w:rPr>
+                <w:rFonts w:ascii="Calibri" w:eastAsia="Times New Roman" w:hAnsi="Calibri" w:cs="Calibri"/>
+                <w:color w:val="000000"/>
+                <w:sz w:val="20"/>
+                <w:szCs w:val="20"/>
+                <w:lang w:eastAsia="es-AR"/>
+              </w:rPr>
+              <w:t>IVA</w:t>
+            </w:r>
+          </w:p>
+        </w:tc>
+        <w:tc>
+          <w:tcPr>
+            <w:tcW w:w="1378" w:type="dxa"/>
+            <w:tcBorders>
+              <w:top w:val="nil"/>
+              <w:left w:val="nil"/>
+              <w:bottom w:val="nil"/>
+              <w:right w:val="single" w:sz="8" w:space="0" w:color="auto"/>
+            </w:tcBorders>
+            <w:shd w:val="clear" w:color="000000" w:fill="E2EFDA"/>
+            <w:noWrap/>
+            <w:vAlign w:val="bottom"/>
+            <w:hideMark/>
+          </w:tcPr>
+          <w:p>
+            <w:pPr>
+              <w:spacing w:after="0" w:line="240" w:lineRule="auto"/>
+              <w:jc w:val="center"/>
+              <w:rPr>
+                <w:rFonts w:ascii="Calibri" w:eastAsia="Times New Roman" w:hAnsi="Calibri" w:cs="Calibri"/>
+                <w:color w:val="000000"/>
+                <w:sz w:val="20"/>
+                <w:szCs w:val="20"/>
+                <w:lang w:eastAsia="es-AR"/>
+              </w:rPr>
+            </w:pPr>
+            <w:r>
+              <w:rPr>
+                <w:rFonts w:ascii="Calibri" w:eastAsia="Times New Roman" w:hAnsi="Calibri" w:cs="Calibri"/>
+                <w:color w:val="000000"/>
+                <w:sz w:val="20"/>
+                <w:szCs w:val="20"/>
+                <w:lang w:eastAsia="es-AR"/>
+              </w:rPr>
+              <w:t>GCIAS</w:t>
+            </w:r>
+          </w:p>
+        </w:tc>
+        <w:tc>
+          <w:tcPr>
+            <w:tcW w:w="1300" w:type="dxa"/>
+            <w:tcBorders>
+              <w:top w:val="nil"/>
+              <w:left w:val="nil"/>
+              <w:bottom w:val="nil"/>
+              <w:right w:val="nil"/>
+            </w:tcBorders>
+            <w:shd w:val="clear" w:color="000000" w:fill="E2EFDA"/>
+            <w:noWrap/>
+            <w:vAlign w:val="bottom"/>
+            <w:hideMark/>
+          </w:tcPr>
+          <w:p>
+            <w:pPr>
+              <w:spacing w:after="0" w:line="240" w:lineRule="auto"/>
+              <w:jc w:val="center"/>
+              <w:rPr>
+                <w:rFonts w:ascii="Calibri" w:eastAsia="Times New Roman" w:hAnsi="Calibri" w:cs="Calibri"/>
+                <w:color w:val="000000"/>
+                <w:sz w:val="20"/>
+                <w:szCs w:val="20"/>
+                <w:lang w:eastAsia="es-AR"/>
+              </w:rPr>
+            </w:pPr>
+            <w:r>
+              <w:rPr>
+                <w:rFonts w:ascii="Calibri" w:eastAsia="Times New Roman" w:hAnsi="Calibri" w:cs="Calibri"/>
+                <w:color w:val="000000"/>
+                <w:sz w:val="20"/>
+                <w:szCs w:val="20"/>
+                <w:lang w:eastAsia="es-AR"/>
+              </w:rPr>
+              <w:t>IVA</w:t>
+            </w:r>
+          </w:p>
+        </w:tc>
+        <w:tc>
+          <w:tcPr>
+            <w:tcW w:w="1548" w:type="dxa"/>
+            <w:tcBorders>
+              <w:top w:val="nil"/>
+              <w:left w:val="nil"/>
+              <w:bottom w:val="nil"/>
+              <w:right w:val="single" w:sz="8" w:space="0" w:color="auto"/>
+            </w:tcBorders>
+            <w:shd w:val="clear" w:color="000000" w:fill="E2EFDA"/>
+            <w:noWrap/>
+            <w:vAlign w:val="bottom"/>
+            <w:hideMark/>
+          </w:tcPr>
+          <w:p>
+            <w:pPr>
+              <w:spacing w:after="0" w:line="240" w:lineRule="auto"/>
+              <w:jc w:val="center"/>
+              <w:rPr>
+                <w:rFonts w:ascii="Calibri" w:eastAsia="Times New Roman" w:hAnsi="Calibri" w:cs="Calibri"/>
+                <w:color w:val="000000"/>
+                <w:sz w:val="20"/>
+                <w:szCs w:val="20"/>
+                <w:lang w:eastAsia="es-AR"/>
+              </w:rPr>
+            </w:pPr>
+            <w:r>
+              <w:rPr>
+                <w:rFonts w:ascii="Calibri" w:eastAsia="Times New Roman" w:hAnsi="Calibri" w:cs="Calibri"/>
+                <w:color w:val="000000"/>
+                <w:sz w:val="20"/>
+                <w:szCs w:val="20"/>
+                <w:lang w:eastAsia="es-AR"/>
+              </w:rPr>
+              <w:t>GCIAS (***)</w:t>
+            </w:r>
+          </w:p>
+        </w:tc>
+        <w:tc>
+          <w:tcPr>
+            <w:tcW w:w="868" w:type="dxa"/>
+            <w:tcBorders>
+              <w:top w:val="nil"/>
+              <w:left w:val="nil"/>
+              <w:bottom w:val="nil"/>
+              <w:right w:val="nil"/>
+            </w:tcBorders>
+            <w:shd w:val="clear" w:color="000000" w:fill="E2EFDA"/>
+            <w:noWrap/>
+            <w:vAlign w:val="bottom"/>
+            <w:hideMark/>
+          </w:tcPr>
+          <w:p>
+            <w:pPr>
+              <w:spacing w:after="0" w:line="240" w:lineRule="auto"/>
+              <w:jc w:val="center"/>
+              <w:rPr>
+                <w:rFonts w:ascii="Calibri" w:eastAsia="Times New Roman" w:hAnsi="Calibri" w:cs="Calibri"/>
+                <w:color w:val="000000"/>
+                <w:sz w:val="20"/>
+                <w:szCs w:val="20"/>
+                <w:lang w:eastAsia="es-AR"/>
+              </w:rPr>
+            </w:pPr>
+            <w:r>
+              <w:rPr>
+                <w:rFonts w:ascii="Calibri" w:eastAsia="Times New Roman" w:hAnsi="Calibri" w:cs="Calibri"/>
+                <w:color w:val="000000"/>
+                <w:sz w:val="20"/>
+                <w:szCs w:val="20"/>
+                <w:lang w:eastAsia="es-AR"/>
+              </w:rPr>
+              <w:t>IVA</w:t>
+            </w:r>
+          </w:p>
+        </w:tc>
+        <w:tc>
+          <w:tcPr>
+            <w:tcW w:w="1378" w:type="dxa"/>
+            <w:tcBorders>
+              <w:top w:val="nil"/>
+              <w:left w:val="nil"/>
+              <w:bottom w:val="nil"/>
+              <w:right w:val="single" w:sz="8" w:space="0" w:color="auto"/>
+            </w:tcBorders>
+            <w:shd w:val="clear" w:color="000000" w:fill="E2EFDA"/>
+            <w:noWrap/>
+            <w:vAlign w:val="bottom"/>
+            <w:hideMark/>
+          </w:tcPr>
+          <w:p>
+            <w:pPr>
+              <w:spacing w:after="0" w:line="240" w:lineRule="auto"/>
+              <w:jc w:val="center"/>
+              <w:rPr>
+                <w:rFonts w:ascii="Calibri" w:eastAsia="Times New Roman" w:hAnsi="Calibri" w:cs="Calibri"/>
+                <w:color w:val="000000"/>
+                <w:sz w:val="20"/>
+                <w:szCs w:val="20"/>
+                <w:lang w:eastAsia="es-AR"/>
+              </w:rPr>
+            </w:pPr>
+            <w:r>
+              <w:rPr>
+                <w:rFonts w:ascii="Calibri" w:eastAsia="Times New Roman" w:hAnsi="Calibri" w:cs="Calibri"/>
+                <w:color w:val="000000"/>
+                <w:sz w:val="20"/>
+                <w:szCs w:val="20"/>
+                <w:lang w:eastAsia="es-AR"/>
+              </w:rPr>
+              <w:t>GCIAS</w:t>
+            </w:r>
+          </w:p>
+        </w:tc>
+      </w:tr>
+      <w:tr>
+        <w:trPr>
+          <w:trHeight w:val="262"/>
+        </w:trPr>
+        <w:tc>
+          <w:tcPr>
+            <w:tcW w:w="1372" w:type="dxa"/>
+            <w:tcBorders>
+              <w:top w:val="nil"/>
+              <w:left w:val="single" w:sz="8" w:space="0" w:color="auto"/>
+              <w:bottom w:val="nil"/>
+              <w:right w:val="single" w:sz="8" w:space="0" w:color="auto"/>
+            </w:tcBorders>
+            <w:shd w:val="clear" w:color="auto" w:fill="auto"/>
+            <w:noWrap/>
+            <w:vAlign w:val="bottom"/>
+            <w:hideMark/>
+          </w:tcPr>
+          <w:p>
+            <w:pPr>
+              <w:spacing w:after="0" w:line="240" w:lineRule="auto"/>
+              <w:rPr>
+                <w:rFonts w:ascii="Calibri" w:eastAsia="Times New Roman" w:hAnsi="Calibri" w:cs="Calibri"/>
+                <w:color w:val="000000"/>
+                <w:sz w:val="20"/>
+                <w:szCs w:val="20"/>
+                <w:lang w:eastAsia="es-AR"/>
+              </w:rPr>
+            </w:pPr>
+            <w:r>
+              <w:rPr>
+                <w:rFonts w:ascii="Calibri" w:eastAsia="Times New Roman" w:hAnsi="Calibri" w:cs="Calibri"/>
+                <w:color w:val="000000"/>
+                <w:sz w:val="20"/>
+                <w:szCs w:val="20"/>
+                <w:lang w:eastAsia="es-AR"/>
+              </w:rPr>
+              <w:t>INACTIVO</w:t>
+            </w:r>
+          </w:p>
+        </w:tc>
+        <w:tc>
+          <w:tcPr>
+            <w:tcW w:w="600" w:type="dxa"/>
+            <w:tcBorders>
+              <w:top w:val="nil"/>
+              <w:left w:val="nil"/>
+              <w:bottom w:val="nil"/>
+              <w:right w:val="nil"/>
+            </w:tcBorders>
+            <w:shd w:val="clear" w:color="auto" w:fill="auto"/>
+            <w:noWrap/>
+            <w:vAlign w:val="bottom"/>
+            <w:hideMark/>
+          </w:tcPr>
+          <w:p>
+            <w:pPr>
+              <w:spacing w:after="0" w:line="240" w:lineRule="auto"/>
+              <w:jc w:val="center"/>
+              <w:rPr>
+                <w:rFonts w:ascii="Calibri" w:eastAsia="Times New Roman" w:hAnsi="Calibri" w:cs="Calibri"/>
+                <w:color w:val="000000"/>
+                <w:sz w:val="20"/>
+                <w:szCs w:val="20"/>
+                <w:lang w:eastAsia="es-AR"/>
+              </w:rPr>
+            </w:pPr>
+            <w:r>
+              <w:rPr>
+                <w:rFonts w:ascii="Calibri" w:eastAsia="Times New Roman" w:hAnsi="Calibri" w:cs="Calibri"/>
+                <w:color w:val="000000"/>
+                <w:sz w:val="20"/>
+                <w:szCs w:val="20"/>
+                <w:lang w:eastAsia="es-AR"/>
+              </w:rPr>
+              <w:t>10,5</w:t>
+            </w:r>
+          </w:p>
+        </w:tc>
+        <w:tc>
+          <w:tcPr>
+            <w:tcW w:w="1378" w:type="dxa"/>
+            <w:tcBorders>
+              <w:top w:val="nil"/>
+              <w:left w:val="nil"/>
+              <w:bottom w:val="nil"/>
+              <w:right w:val="single" w:sz="8" w:space="0" w:color="auto"/>
+            </w:tcBorders>
+            <w:shd w:val="clear" w:color="auto" w:fill="auto"/>
+            <w:noWrap/>
+            <w:vAlign w:val="bottom"/>
+            <w:hideMark/>
+          </w:tcPr>
+          <w:p>
+            <w:pPr>
+              <w:spacing w:after="0" w:line="240" w:lineRule="auto"/>
+              <w:jc w:val="center"/>
+              <w:rPr>
+                <w:rFonts w:ascii="Calibri" w:eastAsia="Times New Roman" w:hAnsi="Calibri" w:cs="Calibri"/>
+                <w:color w:val="000000"/>
+                <w:sz w:val="20"/>
+                <w:szCs w:val="20"/>
+                <w:lang w:eastAsia="es-AR"/>
+              </w:rPr>
+            </w:pPr>
+            <w:r>
+              <w:rPr>
+                <w:rFonts w:ascii="Calibri" w:eastAsia="Times New Roman" w:hAnsi="Calibri" w:cs="Calibri"/>
+                <w:color w:val="000000"/>
+                <w:sz w:val="20"/>
+                <w:szCs w:val="20"/>
+                <w:lang w:eastAsia="es-AR"/>
+              </w:rPr>
+              <w:t>28/30 (**)</w:t>
+            </w:r>
+          </w:p>
+        </w:tc>
+        <w:tc>
+          <w:tcPr>
+            <w:tcW w:w="600" w:type="dxa"/>
+            <w:tcBorders>
+              <w:top w:val="nil"/>
+              <w:left w:val="nil"/>
+              <w:bottom w:val="nil"/>
+              <w:right w:val="nil"/>
+            </w:tcBorders>
+            <w:shd w:val="clear" w:color="auto" w:fill="auto"/>
+            <w:noWrap/>
+            <w:vAlign w:val="bottom"/>
+            <w:hideMark/>
+          </w:tcPr>
+          <w:p>
+            <w:pPr>
+              <w:spacing w:after="0" w:line="240" w:lineRule="auto"/>
+              <w:jc w:val="center"/>
+              <w:rPr>
+                <w:rFonts w:ascii="Calibri" w:eastAsia="Times New Roman" w:hAnsi="Calibri" w:cs="Calibri"/>
+                <w:color w:val="000000"/>
+                <w:sz w:val="20"/>
+                <w:szCs w:val="20"/>
+                <w:lang w:eastAsia="es-AR"/>
+              </w:rPr>
+            </w:pPr>
+            <w:r>
+              <w:rPr>
+                <w:rFonts w:ascii="Calibri" w:eastAsia="Times New Roman" w:hAnsi="Calibri" w:cs="Calibri"/>
+                <w:color w:val="000000"/>
+                <w:sz w:val="20"/>
+                <w:szCs w:val="20"/>
+                <w:lang w:eastAsia="es-AR"/>
+              </w:rPr>
+              <w:t>10,5</w:t>
+            </w:r>
+          </w:p>
+        </w:tc>
+        <w:tc>
+          <w:tcPr>
+            <w:tcW w:w="1378" w:type="dxa"/>
+            <w:tcBorders>
+              <w:top w:val="nil"/>
+              <w:left w:val="nil"/>
+              <w:bottom w:val="nil"/>
+              <w:right w:val="single" w:sz="8" w:space="0" w:color="auto"/>
+            </w:tcBorders>
+            <w:shd w:val="clear" w:color="auto" w:fill="auto"/>
+            <w:noWrap/>
+            <w:vAlign w:val="bottom"/>
+            <w:hideMark/>
+          </w:tcPr>
+          <w:p>
+            <w:pPr>
+              <w:spacing w:after="0" w:line="240" w:lineRule="auto"/>
+              <w:jc w:val="center"/>
+              <w:rPr>
+                <w:rFonts w:ascii="Calibri" w:eastAsia="Times New Roman" w:hAnsi="Calibri" w:cs="Calibri"/>
+                <w:color w:val="000000"/>
+                <w:sz w:val="20"/>
+                <w:szCs w:val="20"/>
+                <w:lang w:eastAsia="es-AR"/>
+              </w:rPr>
+            </w:pPr>
+            <w:r>
+              <w:rPr>
+                <w:rFonts w:ascii="Calibri" w:eastAsia="Times New Roman" w:hAnsi="Calibri" w:cs="Calibri"/>
+                <w:color w:val="000000"/>
+                <w:sz w:val="20"/>
+                <w:szCs w:val="20"/>
+                <w:lang w:eastAsia="es-AR"/>
+              </w:rPr>
+              <w:t>28/30 (**)</w:t>
+            </w:r>
+          </w:p>
+        </w:tc>
+        <w:tc>
+          <w:tcPr>
+            <w:tcW w:w="1300" w:type="dxa"/>
+            <w:tcBorders>
+              <w:top w:val="nil"/>
+              <w:left w:val="nil"/>
+              <w:bottom w:val="nil"/>
+              <w:right w:val="nil"/>
+            </w:tcBorders>
+            <w:shd w:val="clear" w:color="auto" w:fill="auto"/>
+            <w:noWrap/>
+            <w:vAlign w:val="bottom"/>
+            <w:hideMark/>
+          </w:tcPr>
+          <w:p>
+            <w:pPr>
+              <w:spacing w:after="0" w:line="240" w:lineRule="auto"/>
+              <w:jc w:val="center"/>
+              <w:rPr>
+                <w:rFonts w:ascii="Calibri" w:eastAsia="Times New Roman" w:hAnsi="Calibri" w:cs="Calibri"/>
+                <w:color w:val="000000"/>
+                <w:sz w:val="20"/>
+                <w:szCs w:val="20"/>
+                <w:lang w:eastAsia="es-AR"/>
+              </w:rPr>
+            </w:pPr>
+            <w:r>
+              <w:rPr>
+                <w:rFonts w:ascii="Calibri" w:eastAsia="Times New Roman" w:hAnsi="Calibri" w:cs="Calibri"/>
+                <w:color w:val="000000"/>
+                <w:sz w:val="20"/>
+                <w:szCs w:val="20"/>
+                <w:lang w:eastAsia="es-AR"/>
+              </w:rPr>
+              <w:t>8/10,5 (*)</w:t>
+            </w:r>
+          </w:p>
+        </w:tc>
+        <w:tc>
+          <w:tcPr>
+            <w:tcW w:w="1548" w:type="dxa"/>
+            <w:tcBorders>
+              <w:top w:val="nil"/>
+              <w:left w:val="nil"/>
+              <w:bottom w:val="nil"/>
+              <w:right w:val="single" w:sz="8" w:space="0" w:color="auto"/>
+            </w:tcBorders>
+            <w:shd w:val="clear" w:color="auto" w:fill="auto"/>
+            <w:noWrap/>
+            <w:vAlign w:val="bottom"/>
+            <w:hideMark/>
+          </w:tcPr>
+          <w:p>
+            <w:pPr>
+              <w:spacing w:after="0" w:line="240" w:lineRule="auto"/>
+              <w:jc w:val="center"/>
+              <w:rPr>
+                <w:rFonts w:ascii="Calibri" w:eastAsia="Times New Roman" w:hAnsi="Calibri" w:cs="Calibri"/>
+                <w:color w:val="000000"/>
+                <w:sz w:val="20"/>
+                <w:szCs w:val="20"/>
+                <w:lang w:eastAsia="es-AR"/>
+              </w:rPr>
+            </w:pPr>
+            <w:r>
+              <w:rPr>
+                <w:rFonts w:ascii="Calibri" w:eastAsia="Times New Roman" w:hAnsi="Calibri" w:cs="Calibri"/>
+                <w:color w:val="000000"/>
+                <w:sz w:val="20"/>
+                <w:szCs w:val="20"/>
+                <w:lang w:eastAsia="es-AR"/>
+              </w:rPr>
+              <w:t>S/</w:t>
+            </w:r>
+            <w:proofErr w:type="spellStart"/>
+            <w:r>
+              <w:rPr>
+                <w:rFonts w:ascii="Calibri" w:eastAsia="Times New Roman" w:hAnsi="Calibri" w:cs="Calibri"/>
+                <w:color w:val="000000"/>
+                <w:sz w:val="20"/>
+                <w:szCs w:val="20"/>
+                <w:lang w:eastAsia="es-AR"/>
+              </w:rPr>
+              <w:t>Vend</w:t>
+            </w:r>
+            <w:proofErr w:type="spellEnd"/>
+          </w:p>
+        </w:tc>
+        <w:tc>
+          <w:tcPr>
+            <w:tcW w:w="868" w:type="dxa"/>
+            <w:tcBorders>
+              <w:top w:val="nil"/>
+              <w:left w:val="nil"/>
+              <w:bottom w:val="nil"/>
+              <w:right w:val="nil"/>
+            </w:tcBorders>
+            <w:shd w:val="clear" w:color="auto" w:fill="auto"/>
+            <w:noWrap/>
+            <w:vAlign w:val="bottom"/>
+            <w:hideMark/>
+          </w:tcPr>
+          <w:p>
+            <w:pPr>
+              <w:spacing w:after="0" w:line="240" w:lineRule="auto"/>
+              <w:jc w:val="center"/>
+              <w:rPr>
+                <w:rFonts w:ascii="Calibri" w:eastAsia="Times New Roman" w:hAnsi="Calibri" w:cs="Calibri"/>
+                <w:color w:val="000000"/>
+                <w:sz w:val="20"/>
+                <w:szCs w:val="20"/>
+                <w:lang w:eastAsia="es-AR"/>
+              </w:rPr>
+            </w:pPr>
+            <w:r>
+              <w:rPr>
+                <w:rFonts w:ascii="Calibri" w:eastAsia="Times New Roman" w:hAnsi="Calibri" w:cs="Calibri"/>
+                <w:color w:val="000000"/>
+                <w:sz w:val="20"/>
+                <w:szCs w:val="20"/>
+                <w:lang w:eastAsia="es-AR"/>
+              </w:rPr>
+              <w:t xml:space="preserve">Sin </w:t>
+            </w:r>
+            <w:proofErr w:type="spellStart"/>
+            <w:r>
+              <w:rPr>
+                <w:rFonts w:ascii="Calibri" w:eastAsia="Times New Roman" w:hAnsi="Calibri" w:cs="Calibri"/>
+                <w:color w:val="000000"/>
+                <w:sz w:val="20"/>
+                <w:szCs w:val="20"/>
+                <w:lang w:eastAsia="es-AR"/>
+              </w:rPr>
+              <w:t>ret</w:t>
+            </w:r>
+            <w:proofErr w:type="spellEnd"/>
+          </w:p>
+        </w:tc>
+        <w:tc>
+          <w:tcPr>
+            <w:tcW w:w="1378" w:type="dxa"/>
+            <w:tcBorders>
+              <w:top w:val="nil"/>
+              <w:left w:val="nil"/>
+              <w:bottom w:val="nil"/>
+              <w:right w:val="single" w:sz="8" w:space="0" w:color="auto"/>
+            </w:tcBorders>
+            <w:shd w:val="clear" w:color="auto" w:fill="auto"/>
+            <w:noWrap/>
+            <w:vAlign w:val="bottom"/>
+            <w:hideMark/>
+          </w:tcPr>
+          <w:p>
+            <w:pPr>
+              <w:spacing w:after="0" w:line="240" w:lineRule="auto"/>
+              <w:jc w:val="center"/>
+              <w:rPr>
+                <w:rFonts w:ascii="Calibri" w:eastAsia="Times New Roman" w:hAnsi="Calibri" w:cs="Calibri"/>
+                <w:color w:val="000000"/>
+                <w:sz w:val="20"/>
+                <w:szCs w:val="20"/>
+                <w:lang w:eastAsia="es-AR"/>
+              </w:rPr>
+            </w:pPr>
+            <w:r>
+              <w:rPr>
+                <w:rFonts w:ascii="Calibri" w:eastAsia="Times New Roman" w:hAnsi="Calibri" w:cs="Calibri"/>
+                <w:color w:val="000000"/>
+                <w:sz w:val="20"/>
+                <w:szCs w:val="20"/>
+                <w:lang w:eastAsia="es-AR"/>
+              </w:rPr>
+              <w:t>28/30 (**)</w:t>
+            </w:r>
+          </w:p>
+        </w:tc>
+      </w:tr>
+      <w:tr>
+        <w:trPr>
+          <w:trHeight w:val="69"/>
+        </w:trPr>
+        <w:tc>
+          <w:tcPr>
+            <w:tcW w:w="1372" w:type="dxa"/>
+            <w:tcBorders>
+              <w:top w:val="nil"/>
+              <w:left w:val="single" w:sz="8" w:space="0" w:color="auto"/>
+              <w:bottom w:val="nil"/>
+              <w:right w:val="single" w:sz="8" w:space="0" w:color="auto"/>
+            </w:tcBorders>
+            <w:shd w:val="clear" w:color="auto" w:fill="auto"/>
+            <w:noWrap/>
+            <w:vAlign w:val="bottom"/>
+            <w:hideMark/>
+          </w:tcPr>
+          <w:p>
+            <w:pPr>
+              <w:spacing w:after="0" w:line="240" w:lineRule="auto"/>
+              <w:rPr>
+                <w:rFonts w:ascii="Calibri" w:eastAsia="Times New Roman" w:hAnsi="Calibri" w:cs="Calibri"/>
+                <w:color w:val="000000"/>
+                <w:sz w:val="20"/>
+                <w:szCs w:val="20"/>
+                <w:lang w:eastAsia="es-AR"/>
+              </w:rPr>
+            </w:pPr>
+            <w:r>
+              <w:rPr>
+                <w:rFonts w:ascii="Calibri" w:eastAsia="Times New Roman" w:hAnsi="Calibri" w:cs="Calibri"/>
+                <w:color w:val="000000"/>
+                <w:sz w:val="20"/>
+                <w:szCs w:val="20"/>
+                <w:lang w:eastAsia="es-AR"/>
+              </w:rPr>
+              <w:t> </w:t>
+            </w:r>
+          </w:p>
+        </w:tc>
+        <w:tc>
+          <w:tcPr>
+            <w:tcW w:w="600" w:type="dxa"/>
+            <w:tcBorders>
+              <w:top w:val="nil"/>
+              <w:left w:val="nil"/>
+              <w:bottom w:val="nil"/>
+              <w:right w:val="nil"/>
+            </w:tcBorders>
+            <w:shd w:val="clear" w:color="auto" w:fill="auto"/>
+            <w:noWrap/>
+            <w:vAlign w:val="bottom"/>
+            <w:hideMark/>
+          </w:tcPr>
+          <w:p>
+            <w:pPr>
+              <w:spacing w:after="0" w:line="240" w:lineRule="auto"/>
+              <w:jc w:val="center"/>
+              <w:rPr>
+                <w:rFonts w:ascii="Calibri" w:eastAsia="Times New Roman" w:hAnsi="Calibri" w:cs="Calibri"/>
+                <w:color w:val="000000"/>
+                <w:sz w:val="20"/>
+                <w:szCs w:val="20"/>
+                <w:lang w:eastAsia="es-AR"/>
+              </w:rPr>
+            </w:pPr>
+            <w:r>
+              <w:rPr>
+                <w:rFonts w:ascii="Calibri" w:eastAsia="Times New Roman" w:hAnsi="Calibri" w:cs="Calibri"/>
+                <w:color w:val="000000"/>
+                <w:sz w:val="20"/>
+                <w:szCs w:val="20"/>
+                <w:lang w:eastAsia="es-AR"/>
+              </w:rPr>
+              <w:t> </w:t>
+            </w:r>
+          </w:p>
+        </w:tc>
+        <w:tc>
+          <w:tcPr>
+            <w:tcW w:w="1378" w:type="dxa"/>
+            <w:tcBorders>
+              <w:top w:val="nil"/>
+              <w:left w:val="nil"/>
+              <w:bottom w:val="nil"/>
+              <w:right w:val="single" w:sz="8" w:space="0" w:color="auto"/>
+            </w:tcBorders>
+            <w:shd w:val="clear" w:color="auto" w:fill="auto"/>
+            <w:noWrap/>
+            <w:vAlign w:val="bottom"/>
+            <w:hideMark/>
+          </w:tcPr>
+          <w:p>
+            <w:pPr>
+              <w:spacing w:after="0" w:line="240" w:lineRule="auto"/>
+              <w:jc w:val="center"/>
+              <w:rPr>
+                <w:rFonts w:ascii="Calibri" w:eastAsia="Times New Roman" w:hAnsi="Calibri" w:cs="Calibri"/>
+                <w:color w:val="000000"/>
+                <w:sz w:val="20"/>
+                <w:szCs w:val="20"/>
+                <w:lang w:eastAsia="es-AR"/>
+              </w:rPr>
+            </w:pPr>
+            <w:r>
+              <w:rPr>
+                <w:rFonts w:ascii="Calibri" w:eastAsia="Times New Roman" w:hAnsi="Calibri" w:cs="Calibri"/>
+                <w:color w:val="000000"/>
+                <w:sz w:val="20"/>
+                <w:szCs w:val="20"/>
+                <w:lang w:eastAsia="es-AR"/>
+              </w:rPr>
+              <w:t> </w:t>
+            </w:r>
+          </w:p>
+        </w:tc>
+        <w:tc>
+          <w:tcPr>
+            <w:tcW w:w="600" w:type="dxa"/>
+            <w:tcBorders>
+              <w:top w:val="nil"/>
+              <w:left w:val="nil"/>
+              <w:bottom w:val="nil"/>
+              <w:right w:val="nil"/>
+            </w:tcBorders>
+            <w:shd w:val="clear" w:color="auto" w:fill="auto"/>
+            <w:noWrap/>
+            <w:vAlign w:val="bottom"/>
+            <w:hideMark/>
+          </w:tcPr>
+          <w:p>
+            <w:pPr>
+              <w:spacing w:after="0" w:line="240" w:lineRule="auto"/>
+              <w:jc w:val="center"/>
+              <w:rPr>
+                <w:rFonts w:ascii="Calibri" w:eastAsia="Times New Roman" w:hAnsi="Calibri" w:cs="Calibri"/>
+                <w:color w:val="000000"/>
+                <w:sz w:val="20"/>
+                <w:szCs w:val="20"/>
+                <w:lang w:eastAsia="es-AR"/>
+              </w:rPr>
+            </w:pPr>
+            <w:r>
+              <w:rPr>
+                <w:rFonts w:ascii="Calibri" w:eastAsia="Times New Roman" w:hAnsi="Calibri" w:cs="Calibri"/>
+                <w:color w:val="000000"/>
+                <w:sz w:val="20"/>
+                <w:szCs w:val="20"/>
+                <w:lang w:eastAsia="es-AR"/>
+              </w:rPr>
+              <w:t> </w:t>
+            </w:r>
+          </w:p>
+        </w:tc>
+        <w:tc>
+          <w:tcPr>
+            <w:tcW w:w="1378" w:type="dxa"/>
+            <w:tcBorders>
+              <w:top w:val="nil"/>
+              <w:left w:val="nil"/>
+              <w:bottom w:val="nil"/>
+              <w:right w:val="single" w:sz="8" w:space="0" w:color="auto"/>
+            </w:tcBorders>
+            <w:shd w:val="clear" w:color="auto" w:fill="auto"/>
+            <w:noWrap/>
+            <w:vAlign w:val="bottom"/>
+            <w:hideMark/>
+          </w:tcPr>
+          <w:p>
+            <w:pPr>
+              <w:spacing w:after="0" w:line="240" w:lineRule="auto"/>
+              <w:jc w:val="center"/>
+              <w:rPr>
+                <w:rFonts w:ascii="Calibri" w:eastAsia="Times New Roman" w:hAnsi="Calibri" w:cs="Calibri"/>
+                <w:color w:val="000000"/>
+                <w:sz w:val="20"/>
+                <w:szCs w:val="20"/>
+                <w:lang w:eastAsia="es-AR"/>
+              </w:rPr>
+            </w:pPr>
+            <w:r>
+              <w:rPr>
+                <w:rFonts w:ascii="Calibri" w:eastAsia="Times New Roman" w:hAnsi="Calibri" w:cs="Calibri"/>
+                <w:color w:val="000000"/>
+                <w:sz w:val="20"/>
+                <w:szCs w:val="20"/>
+                <w:lang w:eastAsia="es-AR"/>
+              </w:rPr>
+              <w:t> </w:t>
+            </w:r>
+          </w:p>
+        </w:tc>
+        <w:tc>
+          <w:tcPr>
+            <w:tcW w:w="1300" w:type="dxa"/>
+            <w:tcBorders>
+              <w:top w:val="nil"/>
+              <w:left w:val="nil"/>
+              <w:bottom w:val="nil"/>
+              <w:right w:val="nil"/>
+            </w:tcBorders>
+            <w:shd w:val="clear" w:color="auto" w:fill="auto"/>
+            <w:noWrap/>
+            <w:vAlign w:val="bottom"/>
+            <w:hideMark/>
+          </w:tcPr>
+          <w:p>
+            <w:pPr>
+              <w:spacing w:after="0" w:line="240" w:lineRule="auto"/>
+              <w:jc w:val="center"/>
+              <w:rPr>
+                <w:rFonts w:ascii="Calibri" w:eastAsia="Times New Roman" w:hAnsi="Calibri" w:cs="Calibri"/>
+                <w:color w:val="000000"/>
+                <w:sz w:val="20"/>
+                <w:szCs w:val="20"/>
+                <w:lang w:eastAsia="es-AR"/>
+              </w:rPr>
+            </w:pPr>
+            <w:r>
+              <w:rPr>
+                <w:rFonts w:ascii="Calibri" w:eastAsia="Times New Roman" w:hAnsi="Calibri" w:cs="Calibri"/>
+                <w:color w:val="000000"/>
+                <w:sz w:val="20"/>
+                <w:szCs w:val="20"/>
+                <w:lang w:eastAsia="es-AR"/>
+              </w:rPr>
+              <w:t> </w:t>
+            </w:r>
+          </w:p>
+        </w:tc>
+        <w:tc>
+          <w:tcPr>
+            <w:tcW w:w="1548" w:type="dxa"/>
+            <w:tcBorders>
+              <w:top w:val="nil"/>
+              <w:left w:val="nil"/>
+              <w:bottom w:val="nil"/>
+              <w:right w:val="single" w:sz="8" w:space="0" w:color="auto"/>
+            </w:tcBorders>
+            <w:shd w:val="clear" w:color="auto" w:fill="auto"/>
+            <w:noWrap/>
+            <w:vAlign w:val="bottom"/>
+            <w:hideMark/>
+          </w:tcPr>
+          <w:p>
+            <w:pPr>
+              <w:spacing w:after="0" w:line="240" w:lineRule="auto"/>
+              <w:jc w:val="center"/>
+              <w:rPr>
+                <w:rFonts w:ascii="Calibri" w:eastAsia="Times New Roman" w:hAnsi="Calibri" w:cs="Calibri"/>
+                <w:color w:val="000000"/>
+                <w:sz w:val="20"/>
+                <w:szCs w:val="20"/>
+                <w:lang w:eastAsia="es-AR"/>
+              </w:rPr>
+            </w:pPr>
+            <w:r>
+              <w:rPr>
+                <w:rFonts w:ascii="Calibri" w:eastAsia="Times New Roman" w:hAnsi="Calibri" w:cs="Calibri"/>
+                <w:color w:val="000000"/>
+                <w:sz w:val="20"/>
+                <w:szCs w:val="20"/>
+                <w:lang w:eastAsia="es-AR"/>
+              </w:rPr>
+              <w:t> </w:t>
+            </w:r>
+          </w:p>
+        </w:tc>
+        <w:tc>
+          <w:tcPr>
+            <w:tcW w:w="868" w:type="dxa"/>
+            <w:tcBorders>
+              <w:top w:val="nil"/>
+              <w:left w:val="nil"/>
+              <w:bottom w:val="nil"/>
+              <w:right w:val="nil"/>
+            </w:tcBorders>
+            <w:shd w:val="clear" w:color="auto" w:fill="auto"/>
+            <w:noWrap/>
+            <w:vAlign w:val="bottom"/>
+            <w:hideMark/>
+          </w:tcPr>
+          <w:p>
+            <w:pPr>
+              <w:spacing w:after="0" w:line="240" w:lineRule="auto"/>
+              <w:jc w:val="center"/>
+              <w:rPr>
+                <w:rFonts w:ascii="Calibri" w:eastAsia="Times New Roman" w:hAnsi="Calibri" w:cs="Calibri"/>
+                <w:color w:val="000000"/>
+                <w:sz w:val="20"/>
+                <w:szCs w:val="20"/>
+                <w:lang w:eastAsia="es-AR"/>
+              </w:rPr>
+            </w:pPr>
+            <w:r>
+              <w:rPr>
+                <w:rFonts w:ascii="Calibri" w:eastAsia="Times New Roman" w:hAnsi="Calibri" w:cs="Calibri"/>
+                <w:color w:val="000000"/>
+                <w:sz w:val="20"/>
+                <w:szCs w:val="20"/>
+                <w:lang w:eastAsia="es-AR"/>
+              </w:rPr>
+              <w:t> </w:t>
+            </w:r>
+          </w:p>
+        </w:tc>
+        <w:tc>
+          <w:tcPr>
+            <w:tcW w:w="1378" w:type="dxa"/>
+            <w:tcBorders>
+              <w:top w:val="nil"/>
+              <w:left w:val="nil"/>
+              <w:bottom w:val="nil"/>
+              <w:right w:val="single" w:sz="8" w:space="0" w:color="auto"/>
+            </w:tcBorders>
+            <w:shd w:val="clear" w:color="auto" w:fill="auto"/>
+            <w:noWrap/>
+            <w:vAlign w:val="bottom"/>
+            <w:hideMark/>
+          </w:tcPr>
+          <w:p>
+            <w:pPr>
+              <w:spacing w:after="0" w:line="240" w:lineRule="auto"/>
+              <w:jc w:val="center"/>
+              <w:rPr>
+                <w:rFonts w:ascii="Calibri" w:eastAsia="Times New Roman" w:hAnsi="Calibri" w:cs="Calibri"/>
+                <w:color w:val="000000"/>
+                <w:sz w:val="20"/>
+                <w:szCs w:val="20"/>
+                <w:lang w:eastAsia="es-AR"/>
+              </w:rPr>
+            </w:pPr>
+            <w:r>
+              <w:rPr>
+                <w:rFonts w:ascii="Calibri" w:eastAsia="Times New Roman" w:hAnsi="Calibri" w:cs="Calibri"/>
+                <w:color w:val="000000"/>
+                <w:sz w:val="20"/>
+                <w:szCs w:val="20"/>
+                <w:lang w:eastAsia="es-AR"/>
+              </w:rPr>
+              <w:t> </w:t>
+            </w:r>
+          </w:p>
+        </w:tc>
+      </w:tr>
+      <w:tr>
+        <w:trPr>
+          <w:trHeight w:val="276"/>
+        </w:trPr>
+        <w:tc>
+          <w:tcPr>
+            <w:tcW w:w="1372" w:type="dxa"/>
+            <w:tcBorders>
+              <w:top w:val="nil"/>
+              <w:left w:val="single" w:sz="8" w:space="0" w:color="auto"/>
+              <w:bottom w:val="nil"/>
+              <w:right w:val="single" w:sz="8" w:space="0" w:color="auto"/>
+            </w:tcBorders>
+            <w:shd w:val="clear" w:color="auto" w:fill="auto"/>
+            <w:noWrap/>
+            <w:vAlign w:val="bottom"/>
+            <w:hideMark/>
+          </w:tcPr>
+          <w:p>
+            <w:pPr>
+              <w:spacing w:after="0" w:line="240" w:lineRule="auto"/>
+              <w:rPr>
+                <w:rFonts w:ascii="Calibri" w:eastAsia="Times New Roman" w:hAnsi="Calibri" w:cs="Calibri"/>
+                <w:color w:val="000000"/>
+                <w:sz w:val="20"/>
+                <w:szCs w:val="20"/>
+                <w:lang w:eastAsia="es-AR"/>
+              </w:rPr>
+            </w:pPr>
+            <w:r>
+              <w:rPr>
+                <w:rFonts w:ascii="Calibri" w:eastAsia="Times New Roman" w:hAnsi="Calibri" w:cs="Calibri"/>
+                <w:color w:val="000000"/>
+                <w:sz w:val="20"/>
+                <w:szCs w:val="20"/>
+                <w:lang w:eastAsia="es-AR"/>
+              </w:rPr>
+              <w:t>Estado 3</w:t>
+            </w:r>
+          </w:p>
+        </w:tc>
+        <w:tc>
+          <w:tcPr>
+            <w:tcW w:w="600" w:type="dxa"/>
+            <w:tcBorders>
+              <w:top w:val="nil"/>
+              <w:left w:val="nil"/>
+              <w:bottom w:val="nil"/>
+              <w:right w:val="nil"/>
+            </w:tcBorders>
+            <w:shd w:val="clear" w:color="auto" w:fill="auto"/>
+            <w:noWrap/>
+            <w:vAlign w:val="bottom"/>
+            <w:hideMark/>
+          </w:tcPr>
+          <w:p>
+            <w:pPr>
+              <w:spacing w:after="0" w:line="240" w:lineRule="auto"/>
+              <w:jc w:val="center"/>
+              <w:rPr>
+                <w:rFonts w:ascii="Calibri" w:eastAsia="Times New Roman" w:hAnsi="Calibri" w:cs="Calibri"/>
+                <w:color w:val="000000"/>
+                <w:sz w:val="20"/>
+                <w:szCs w:val="20"/>
+                <w:lang w:eastAsia="es-AR"/>
+              </w:rPr>
+            </w:pPr>
+            <w:r>
+              <w:rPr>
+                <w:rFonts w:ascii="Calibri" w:eastAsia="Times New Roman" w:hAnsi="Calibri" w:cs="Calibri"/>
+                <w:color w:val="000000"/>
+                <w:sz w:val="20"/>
+                <w:szCs w:val="20"/>
+                <w:lang w:eastAsia="es-AR"/>
+              </w:rPr>
+              <w:t>8</w:t>
+            </w:r>
+          </w:p>
+        </w:tc>
+        <w:tc>
+          <w:tcPr>
+            <w:tcW w:w="1378" w:type="dxa"/>
+            <w:tcBorders>
+              <w:top w:val="nil"/>
+              <w:left w:val="nil"/>
+              <w:bottom w:val="nil"/>
+              <w:right w:val="single" w:sz="8" w:space="0" w:color="auto"/>
+            </w:tcBorders>
+            <w:shd w:val="clear" w:color="auto" w:fill="auto"/>
+            <w:noWrap/>
+            <w:vAlign w:val="bottom"/>
+            <w:hideMark/>
+          </w:tcPr>
+          <w:p>
+            <w:pPr>
+              <w:spacing w:after="0" w:line="240" w:lineRule="auto"/>
+              <w:jc w:val="center"/>
+              <w:rPr>
+                <w:rFonts w:ascii="Calibri" w:eastAsia="Times New Roman" w:hAnsi="Calibri" w:cs="Calibri"/>
+                <w:color w:val="000000"/>
+                <w:sz w:val="20"/>
+                <w:szCs w:val="20"/>
+                <w:lang w:eastAsia="es-AR"/>
+              </w:rPr>
+            </w:pPr>
+            <w:r>
+              <w:rPr>
+                <w:rFonts w:ascii="Calibri" w:eastAsia="Times New Roman" w:hAnsi="Calibri" w:cs="Calibri"/>
+                <w:color w:val="000000"/>
+                <w:sz w:val="20"/>
+                <w:szCs w:val="20"/>
+                <w:lang w:eastAsia="es-AR"/>
+              </w:rPr>
+              <w:t>15</w:t>
+            </w:r>
+          </w:p>
+        </w:tc>
+        <w:tc>
+          <w:tcPr>
+            <w:tcW w:w="600" w:type="dxa"/>
+            <w:tcBorders>
+              <w:top w:val="nil"/>
+              <w:left w:val="nil"/>
+              <w:bottom w:val="nil"/>
+              <w:right w:val="nil"/>
+            </w:tcBorders>
+            <w:shd w:val="clear" w:color="auto" w:fill="auto"/>
+            <w:noWrap/>
+            <w:vAlign w:val="bottom"/>
+            <w:hideMark/>
+          </w:tcPr>
+          <w:p>
+            <w:pPr>
+              <w:spacing w:after="0" w:line="240" w:lineRule="auto"/>
+              <w:jc w:val="center"/>
+              <w:rPr>
+                <w:rFonts w:ascii="Calibri" w:eastAsia="Times New Roman" w:hAnsi="Calibri" w:cs="Calibri"/>
+                <w:color w:val="000000"/>
+                <w:sz w:val="20"/>
+                <w:szCs w:val="20"/>
+                <w:lang w:eastAsia="es-AR"/>
+              </w:rPr>
+            </w:pPr>
+            <w:r>
+              <w:rPr>
+                <w:rFonts w:ascii="Calibri" w:eastAsia="Times New Roman" w:hAnsi="Calibri" w:cs="Calibri"/>
+                <w:color w:val="000000"/>
+                <w:sz w:val="20"/>
+                <w:szCs w:val="20"/>
+                <w:lang w:eastAsia="es-AR"/>
+              </w:rPr>
+              <w:t>8</w:t>
+            </w:r>
+          </w:p>
+        </w:tc>
+        <w:tc>
+          <w:tcPr>
+            <w:tcW w:w="1378" w:type="dxa"/>
+            <w:tcBorders>
+              <w:top w:val="nil"/>
+              <w:left w:val="nil"/>
+              <w:bottom w:val="nil"/>
+              <w:right w:val="single" w:sz="8" w:space="0" w:color="auto"/>
+            </w:tcBorders>
+            <w:shd w:val="clear" w:color="auto" w:fill="auto"/>
+            <w:noWrap/>
+            <w:vAlign w:val="bottom"/>
+            <w:hideMark/>
+          </w:tcPr>
+          <w:p>
+            <w:pPr>
+              <w:spacing w:after="0" w:line="240" w:lineRule="auto"/>
+              <w:jc w:val="center"/>
+              <w:rPr>
+                <w:rFonts w:ascii="Calibri" w:eastAsia="Times New Roman" w:hAnsi="Calibri" w:cs="Calibri"/>
+                <w:color w:val="000000"/>
+                <w:sz w:val="20"/>
+                <w:szCs w:val="20"/>
+                <w:lang w:eastAsia="es-AR"/>
+              </w:rPr>
+            </w:pPr>
+            <w:r>
+              <w:rPr>
+                <w:rFonts w:ascii="Calibri" w:eastAsia="Times New Roman" w:hAnsi="Calibri" w:cs="Calibri"/>
+                <w:color w:val="000000"/>
+                <w:sz w:val="20"/>
+                <w:szCs w:val="20"/>
+                <w:lang w:eastAsia="es-AR"/>
+              </w:rPr>
+              <w:t>15</w:t>
+            </w:r>
+          </w:p>
+        </w:tc>
+        <w:tc>
+          <w:tcPr>
+            <w:tcW w:w="1300" w:type="dxa"/>
+            <w:tcBorders>
+              <w:top w:val="nil"/>
+              <w:left w:val="nil"/>
+              <w:bottom w:val="nil"/>
+              <w:right w:val="nil"/>
+            </w:tcBorders>
+            <w:shd w:val="clear" w:color="auto" w:fill="auto"/>
+            <w:noWrap/>
+            <w:vAlign w:val="bottom"/>
+            <w:hideMark/>
+          </w:tcPr>
+          <w:p>
+            <w:pPr>
+              <w:spacing w:after="0" w:line="240" w:lineRule="auto"/>
+              <w:jc w:val="center"/>
+              <w:rPr>
+                <w:rFonts w:ascii="Calibri" w:eastAsia="Times New Roman" w:hAnsi="Calibri" w:cs="Calibri"/>
+                <w:color w:val="000000"/>
+                <w:sz w:val="20"/>
+                <w:szCs w:val="20"/>
+                <w:lang w:eastAsia="es-AR"/>
+              </w:rPr>
+            </w:pPr>
+            <w:r>
+              <w:rPr>
+                <w:rFonts w:ascii="Calibri" w:eastAsia="Times New Roman" w:hAnsi="Calibri" w:cs="Calibri"/>
+                <w:color w:val="000000"/>
+                <w:sz w:val="20"/>
+                <w:szCs w:val="20"/>
+                <w:lang w:eastAsia="es-AR"/>
+              </w:rPr>
+              <w:t>8/10,5 (*)</w:t>
+            </w:r>
+          </w:p>
+        </w:tc>
+        <w:tc>
+          <w:tcPr>
+            <w:tcW w:w="1548" w:type="dxa"/>
+            <w:tcBorders>
+              <w:top w:val="nil"/>
+              <w:left w:val="nil"/>
+              <w:bottom w:val="nil"/>
+              <w:right w:val="single" w:sz="8" w:space="0" w:color="auto"/>
+            </w:tcBorders>
+            <w:shd w:val="clear" w:color="auto" w:fill="auto"/>
+            <w:noWrap/>
+            <w:vAlign w:val="bottom"/>
+            <w:hideMark/>
+          </w:tcPr>
+          <w:p>
+            <w:pPr>
+              <w:spacing w:after="0" w:line="240" w:lineRule="auto"/>
+              <w:jc w:val="center"/>
+              <w:rPr>
+                <w:rFonts w:ascii="Calibri" w:eastAsia="Times New Roman" w:hAnsi="Calibri" w:cs="Calibri"/>
+                <w:color w:val="000000"/>
+                <w:sz w:val="20"/>
+                <w:szCs w:val="20"/>
+                <w:lang w:eastAsia="es-AR"/>
+              </w:rPr>
+            </w:pPr>
+            <w:r>
+              <w:rPr>
+                <w:rFonts w:ascii="Calibri" w:eastAsia="Times New Roman" w:hAnsi="Calibri" w:cs="Calibri"/>
+                <w:color w:val="000000"/>
+                <w:sz w:val="20"/>
+                <w:szCs w:val="20"/>
+                <w:lang w:eastAsia="es-AR"/>
+              </w:rPr>
+              <w:t>S/</w:t>
+            </w:r>
+            <w:proofErr w:type="spellStart"/>
+            <w:r>
+              <w:rPr>
+                <w:rFonts w:ascii="Calibri" w:eastAsia="Times New Roman" w:hAnsi="Calibri" w:cs="Calibri"/>
+                <w:color w:val="000000"/>
+                <w:sz w:val="20"/>
+                <w:szCs w:val="20"/>
+                <w:lang w:eastAsia="es-AR"/>
+              </w:rPr>
+              <w:t>Vend</w:t>
+            </w:r>
+            <w:proofErr w:type="spellEnd"/>
+          </w:p>
+        </w:tc>
+        <w:tc>
+          <w:tcPr>
+            <w:tcW w:w="868" w:type="dxa"/>
+            <w:tcBorders>
+              <w:top w:val="nil"/>
+              <w:left w:val="nil"/>
+              <w:bottom w:val="nil"/>
+              <w:right w:val="nil"/>
+            </w:tcBorders>
+            <w:shd w:val="clear" w:color="auto" w:fill="auto"/>
+            <w:noWrap/>
+            <w:vAlign w:val="bottom"/>
+            <w:hideMark/>
+          </w:tcPr>
+          <w:p>
+            <w:pPr>
+              <w:spacing w:after="0" w:line="240" w:lineRule="auto"/>
+              <w:jc w:val="center"/>
+              <w:rPr>
+                <w:rFonts w:ascii="Calibri" w:eastAsia="Times New Roman" w:hAnsi="Calibri" w:cs="Calibri"/>
+                <w:color w:val="000000"/>
+                <w:sz w:val="20"/>
+                <w:szCs w:val="20"/>
+                <w:lang w:eastAsia="es-AR"/>
+              </w:rPr>
+            </w:pPr>
+            <w:r>
+              <w:rPr>
+                <w:rFonts w:ascii="Calibri" w:eastAsia="Times New Roman" w:hAnsi="Calibri" w:cs="Calibri"/>
+                <w:color w:val="000000"/>
+                <w:sz w:val="20"/>
+                <w:szCs w:val="20"/>
+                <w:lang w:eastAsia="es-AR"/>
+              </w:rPr>
+              <w:t xml:space="preserve">Sin </w:t>
+            </w:r>
+            <w:proofErr w:type="spellStart"/>
+            <w:r>
+              <w:rPr>
+                <w:rFonts w:ascii="Calibri" w:eastAsia="Times New Roman" w:hAnsi="Calibri" w:cs="Calibri"/>
+                <w:color w:val="000000"/>
+                <w:sz w:val="20"/>
+                <w:szCs w:val="20"/>
+                <w:lang w:eastAsia="es-AR"/>
+              </w:rPr>
+              <w:t>ret</w:t>
+            </w:r>
+            <w:proofErr w:type="spellEnd"/>
+          </w:p>
+        </w:tc>
+        <w:tc>
+          <w:tcPr>
+            <w:tcW w:w="1378" w:type="dxa"/>
+            <w:tcBorders>
+              <w:top w:val="nil"/>
+              <w:left w:val="nil"/>
+              <w:bottom w:val="nil"/>
+              <w:right w:val="single" w:sz="8" w:space="0" w:color="auto"/>
+            </w:tcBorders>
+            <w:shd w:val="clear" w:color="auto" w:fill="auto"/>
+            <w:noWrap/>
+            <w:vAlign w:val="bottom"/>
+            <w:hideMark/>
+          </w:tcPr>
+          <w:p>
+            <w:pPr>
+              <w:spacing w:after="0" w:line="240" w:lineRule="auto"/>
+              <w:jc w:val="center"/>
+              <w:rPr>
+                <w:rFonts w:ascii="Calibri" w:eastAsia="Times New Roman" w:hAnsi="Calibri" w:cs="Calibri"/>
+                <w:color w:val="000000"/>
+                <w:sz w:val="20"/>
+                <w:szCs w:val="20"/>
+                <w:lang w:eastAsia="es-AR"/>
+              </w:rPr>
+            </w:pPr>
+            <w:r>
+              <w:rPr>
+                <w:rFonts w:ascii="Calibri" w:eastAsia="Times New Roman" w:hAnsi="Calibri" w:cs="Calibri"/>
+                <w:color w:val="000000"/>
+                <w:sz w:val="20"/>
+                <w:szCs w:val="20"/>
+                <w:lang w:eastAsia="es-AR"/>
+              </w:rPr>
+              <w:t>15</w:t>
+            </w:r>
+          </w:p>
+        </w:tc>
+      </w:tr>
+      <w:tr>
+        <w:trPr>
+          <w:trHeight w:val="179"/>
+        </w:trPr>
+        <w:tc>
+          <w:tcPr>
+            <w:tcW w:w="1372" w:type="dxa"/>
+            <w:tcBorders>
+              <w:top w:val="nil"/>
+              <w:left w:val="single" w:sz="8" w:space="0" w:color="auto"/>
+              <w:bottom w:val="nil"/>
+              <w:right w:val="single" w:sz="8" w:space="0" w:color="auto"/>
+            </w:tcBorders>
+            <w:shd w:val="clear" w:color="auto" w:fill="auto"/>
+            <w:noWrap/>
+            <w:vAlign w:val="bottom"/>
+            <w:hideMark/>
+          </w:tcPr>
+          <w:p>
+            <w:pPr>
+              <w:spacing w:after="0" w:line="240" w:lineRule="auto"/>
+              <w:rPr>
+                <w:rFonts w:ascii="Calibri" w:eastAsia="Times New Roman" w:hAnsi="Calibri" w:cs="Calibri"/>
+                <w:color w:val="000000"/>
+                <w:sz w:val="20"/>
+                <w:szCs w:val="20"/>
+                <w:lang w:eastAsia="es-AR"/>
+              </w:rPr>
+            </w:pPr>
+            <w:r>
+              <w:rPr>
+                <w:rFonts w:ascii="Calibri" w:eastAsia="Times New Roman" w:hAnsi="Calibri" w:cs="Calibri"/>
+                <w:color w:val="000000"/>
+                <w:sz w:val="20"/>
+                <w:szCs w:val="20"/>
+                <w:lang w:eastAsia="es-AR"/>
+              </w:rPr>
+              <w:t> </w:t>
+            </w:r>
+          </w:p>
+        </w:tc>
+        <w:tc>
+          <w:tcPr>
+            <w:tcW w:w="600" w:type="dxa"/>
+            <w:tcBorders>
+              <w:top w:val="nil"/>
+              <w:left w:val="nil"/>
+              <w:bottom w:val="nil"/>
+              <w:right w:val="nil"/>
+            </w:tcBorders>
+            <w:shd w:val="clear" w:color="auto" w:fill="auto"/>
+            <w:noWrap/>
+            <w:vAlign w:val="bottom"/>
+            <w:hideMark/>
+          </w:tcPr>
+          <w:p>
+            <w:pPr>
+              <w:spacing w:after="0" w:line="240" w:lineRule="auto"/>
+              <w:jc w:val="center"/>
+              <w:rPr>
+                <w:rFonts w:ascii="Calibri" w:eastAsia="Times New Roman" w:hAnsi="Calibri" w:cs="Calibri"/>
+                <w:color w:val="000000"/>
+                <w:sz w:val="20"/>
+                <w:szCs w:val="20"/>
+                <w:lang w:eastAsia="es-AR"/>
+              </w:rPr>
+            </w:pPr>
+            <w:r>
+              <w:rPr>
+                <w:rFonts w:ascii="Calibri" w:eastAsia="Times New Roman" w:hAnsi="Calibri" w:cs="Calibri"/>
+                <w:color w:val="000000"/>
+                <w:sz w:val="20"/>
+                <w:szCs w:val="20"/>
+                <w:lang w:eastAsia="es-AR"/>
+              </w:rPr>
+              <w:t> </w:t>
+            </w:r>
+          </w:p>
+        </w:tc>
+        <w:tc>
+          <w:tcPr>
+            <w:tcW w:w="1378" w:type="dxa"/>
+            <w:tcBorders>
+              <w:top w:val="nil"/>
+              <w:left w:val="nil"/>
+              <w:bottom w:val="nil"/>
+              <w:right w:val="single" w:sz="8" w:space="0" w:color="auto"/>
+            </w:tcBorders>
+            <w:shd w:val="clear" w:color="auto" w:fill="auto"/>
+            <w:noWrap/>
+            <w:vAlign w:val="bottom"/>
+            <w:hideMark/>
+          </w:tcPr>
+          <w:p>
+            <w:pPr>
+              <w:spacing w:after="0" w:line="240" w:lineRule="auto"/>
+              <w:jc w:val="center"/>
+              <w:rPr>
+                <w:rFonts w:ascii="Calibri" w:eastAsia="Times New Roman" w:hAnsi="Calibri" w:cs="Calibri"/>
+                <w:color w:val="000000"/>
+                <w:sz w:val="20"/>
+                <w:szCs w:val="20"/>
+                <w:lang w:eastAsia="es-AR"/>
+              </w:rPr>
+            </w:pPr>
+            <w:r>
+              <w:rPr>
+                <w:rFonts w:ascii="Calibri" w:eastAsia="Times New Roman" w:hAnsi="Calibri" w:cs="Calibri"/>
+                <w:color w:val="000000"/>
+                <w:sz w:val="20"/>
+                <w:szCs w:val="20"/>
+                <w:lang w:eastAsia="es-AR"/>
+              </w:rPr>
+              <w:t> </w:t>
+            </w:r>
+          </w:p>
+        </w:tc>
+        <w:tc>
+          <w:tcPr>
+            <w:tcW w:w="600" w:type="dxa"/>
+            <w:tcBorders>
+              <w:top w:val="nil"/>
+              <w:left w:val="nil"/>
+              <w:bottom w:val="nil"/>
+              <w:right w:val="nil"/>
+            </w:tcBorders>
+            <w:shd w:val="clear" w:color="auto" w:fill="auto"/>
+            <w:noWrap/>
+            <w:vAlign w:val="bottom"/>
+            <w:hideMark/>
+          </w:tcPr>
+          <w:p>
+            <w:pPr>
+              <w:spacing w:after="0" w:line="240" w:lineRule="auto"/>
+              <w:jc w:val="center"/>
+              <w:rPr>
+                <w:rFonts w:ascii="Calibri" w:eastAsia="Times New Roman" w:hAnsi="Calibri" w:cs="Calibri"/>
+                <w:color w:val="000000"/>
+                <w:sz w:val="20"/>
+                <w:szCs w:val="20"/>
+                <w:lang w:eastAsia="es-AR"/>
+              </w:rPr>
+            </w:pPr>
+            <w:r>
+              <w:rPr>
+                <w:rFonts w:ascii="Calibri" w:eastAsia="Times New Roman" w:hAnsi="Calibri" w:cs="Calibri"/>
+                <w:color w:val="000000"/>
+                <w:sz w:val="20"/>
+                <w:szCs w:val="20"/>
+                <w:lang w:eastAsia="es-AR"/>
+              </w:rPr>
+              <w:t> </w:t>
+            </w:r>
+          </w:p>
+        </w:tc>
+        <w:tc>
+          <w:tcPr>
+            <w:tcW w:w="1378" w:type="dxa"/>
+            <w:tcBorders>
+              <w:top w:val="nil"/>
+              <w:left w:val="nil"/>
+              <w:bottom w:val="nil"/>
+              <w:right w:val="single" w:sz="8" w:space="0" w:color="auto"/>
+            </w:tcBorders>
+            <w:shd w:val="clear" w:color="auto" w:fill="auto"/>
+            <w:noWrap/>
+            <w:vAlign w:val="bottom"/>
+            <w:hideMark/>
+          </w:tcPr>
+          <w:p>
+            <w:pPr>
+              <w:spacing w:after="0" w:line="240" w:lineRule="auto"/>
+              <w:jc w:val="center"/>
+              <w:rPr>
+                <w:rFonts w:ascii="Calibri" w:eastAsia="Times New Roman" w:hAnsi="Calibri" w:cs="Calibri"/>
+                <w:color w:val="000000"/>
+                <w:sz w:val="20"/>
+                <w:szCs w:val="20"/>
+                <w:lang w:eastAsia="es-AR"/>
+              </w:rPr>
+            </w:pPr>
+            <w:r>
+              <w:rPr>
+                <w:rFonts w:ascii="Calibri" w:eastAsia="Times New Roman" w:hAnsi="Calibri" w:cs="Calibri"/>
+                <w:color w:val="000000"/>
+                <w:sz w:val="20"/>
+                <w:szCs w:val="20"/>
+                <w:lang w:eastAsia="es-AR"/>
+              </w:rPr>
+              <w:t> </w:t>
+            </w:r>
+          </w:p>
+        </w:tc>
+        <w:tc>
+          <w:tcPr>
+            <w:tcW w:w="1300" w:type="dxa"/>
+            <w:tcBorders>
+              <w:top w:val="nil"/>
+              <w:left w:val="nil"/>
+              <w:bottom w:val="nil"/>
+              <w:right w:val="nil"/>
+            </w:tcBorders>
+            <w:shd w:val="clear" w:color="auto" w:fill="auto"/>
+            <w:noWrap/>
+            <w:vAlign w:val="bottom"/>
+            <w:hideMark/>
+          </w:tcPr>
+          <w:p>
+            <w:pPr>
+              <w:spacing w:after="0" w:line="240" w:lineRule="auto"/>
+              <w:jc w:val="center"/>
+              <w:rPr>
+                <w:rFonts w:ascii="Calibri" w:eastAsia="Times New Roman" w:hAnsi="Calibri" w:cs="Calibri"/>
+                <w:color w:val="000000"/>
+                <w:sz w:val="20"/>
+                <w:szCs w:val="20"/>
+                <w:lang w:eastAsia="es-AR"/>
+              </w:rPr>
+            </w:pPr>
+            <w:r>
+              <w:rPr>
+                <w:rFonts w:ascii="Calibri" w:eastAsia="Times New Roman" w:hAnsi="Calibri" w:cs="Calibri"/>
+                <w:color w:val="000000"/>
+                <w:sz w:val="20"/>
+                <w:szCs w:val="20"/>
+                <w:lang w:eastAsia="es-AR"/>
+              </w:rPr>
+              <w:t> </w:t>
+            </w:r>
+          </w:p>
+        </w:tc>
+        <w:tc>
+          <w:tcPr>
+            <w:tcW w:w="1548" w:type="dxa"/>
+            <w:tcBorders>
+              <w:top w:val="nil"/>
+              <w:left w:val="nil"/>
+              <w:bottom w:val="nil"/>
+              <w:right w:val="single" w:sz="8" w:space="0" w:color="auto"/>
+            </w:tcBorders>
+            <w:shd w:val="clear" w:color="auto" w:fill="auto"/>
+            <w:noWrap/>
+            <w:vAlign w:val="bottom"/>
+            <w:hideMark/>
+          </w:tcPr>
+          <w:p>
+            <w:pPr>
+              <w:spacing w:after="0" w:line="240" w:lineRule="auto"/>
+              <w:jc w:val="center"/>
+              <w:rPr>
+                <w:rFonts w:ascii="Calibri" w:eastAsia="Times New Roman" w:hAnsi="Calibri" w:cs="Calibri"/>
+                <w:color w:val="000000"/>
+                <w:sz w:val="20"/>
+                <w:szCs w:val="20"/>
+                <w:lang w:eastAsia="es-AR"/>
+              </w:rPr>
+            </w:pPr>
+            <w:r>
+              <w:rPr>
+                <w:rFonts w:ascii="Calibri" w:eastAsia="Times New Roman" w:hAnsi="Calibri" w:cs="Calibri"/>
+                <w:color w:val="000000"/>
+                <w:sz w:val="20"/>
+                <w:szCs w:val="20"/>
+                <w:lang w:eastAsia="es-AR"/>
+              </w:rPr>
+              <w:t> </w:t>
+            </w:r>
+          </w:p>
+        </w:tc>
+        <w:tc>
+          <w:tcPr>
+            <w:tcW w:w="868" w:type="dxa"/>
+            <w:tcBorders>
+              <w:top w:val="nil"/>
+              <w:left w:val="nil"/>
+              <w:bottom w:val="nil"/>
+              <w:right w:val="nil"/>
+            </w:tcBorders>
+            <w:shd w:val="clear" w:color="auto" w:fill="auto"/>
+            <w:noWrap/>
+            <w:vAlign w:val="bottom"/>
+            <w:hideMark/>
+          </w:tcPr>
+          <w:p>
+            <w:pPr>
+              <w:spacing w:after="0" w:line="240" w:lineRule="auto"/>
+              <w:jc w:val="center"/>
+              <w:rPr>
+                <w:rFonts w:ascii="Calibri" w:eastAsia="Times New Roman" w:hAnsi="Calibri" w:cs="Calibri"/>
+                <w:color w:val="000000"/>
+                <w:sz w:val="20"/>
+                <w:szCs w:val="20"/>
+                <w:lang w:eastAsia="es-AR"/>
+              </w:rPr>
+            </w:pPr>
+            <w:r>
+              <w:rPr>
+                <w:rFonts w:ascii="Calibri" w:eastAsia="Times New Roman" w:hAnsi="Calibri" w:cs="Calibri"/>
+                <w:color w:val="000000"/>
+                <w:sz w:val="20"/>
+                <w:szCs w:val="20"/>
+                <w:lang w:eastAsia="es-AR"/>
+              </w:rPr>
+              <w:t> </w:t>
+            </w:r>
+          </w:p>
+        </w:tc>
+        <w:tc>
+          <w:tcPr>
+            <w:tcW w:w="1378" w:type="dxa"/>
+            <w:tcBorders>
+              <w:top w:val="nil"/>
+              <w:left w:val="nil"/>
+              <w:bottom w:val="nil"/>
+              <w:right w:val="single" w:sz="8" w:space="0" w:color="auto"/>
+            </w:tcBorders>
+            <w:shd w:val="clear" w:color="auto" w:fill="auto"/>
+            <w:noWrap/>
+            <w:vAlign w:val="bottom"/>
+            <w:hideMark/>
+          </w:tcPr>
+          <w:p>
+            <w:pPr>
+              <w:spacing w:after="0" w:line="240" w:lineRule="auto"/>
+              <w:jc w:val="center"/>
+              <w:rPr>
+                <w:rFonts w:ascii="Calibri" w:eastAsia="Times New Roman" w:hAnsi="Calibri" w:cs="Calibri"/>
+                <w:color w:val="000000"/>
+                <w:sz w:val="20"/>
+                <w:szCs w:val="20"/>
+                <w:lang w:eastAsia="es-AR"/>
+              </w:rPr>
+            </w:pPr>
+            <w:r>
+              <w:rPr>
+                <w:rFonts w:ascii="Calibri" w:eastAsia="Times New Roman" w:hAnsi="Calibri" w:cs="Calibri"/>
+                <w:color w:val="000000"/>
+                <w:sz w:val="20"/>
+                <w:szCs w:val="20"/>
+                <w:lang w:eastAsia="es-AR"/>
+              </w:rPr>
+              <w:t> </w:t>
+            </w:r>
+          </w:p>
+        </w:tc>
+      </w:tr>
+      <w:tr>
+        <w:trPr>
+          <w:trHeight w:val="276"/>
+        </w:trPr>
+        <w:tc>
+          <w:tcPr>
+            <w:tcW w:w="1372" w:type="dxa"/>
+            <w:tcBorders>
+              <w:top w:val="nil"/>
+              <w:left w:val="single" w:sz="8" w:space="0" w:color="auto"/>
+              <w:bottom w:val="nil"/>
+              <w:right w:val="single" w:sz="8" w:space="0" w:color="auto"/>
+            </w:tcBorders>
+            <w:shd w:val="clear" w:color="auto" w:fill="auto"/>
+            <w:noWrap/>
+            <w:vAlign w:val="bottom"/>
+            <w:hideMark/>
+          </w:tcPr>
+          <w:p>
+            <w:pPr>
+              <w:spacing w:after="0" w:line="240" w:lineRule="auto"/>
+              <w:rPr>
+                <w:rFonts w:ascii="Calibri" w:eastAsia="Times New Roman" w:hAnsi="Calibri" w:cs="Calibri"/>
+                <w:color w:val="000000"/>
+                <w:sz w:val="20"/>
+                <w:szCs w:val="20"/>
+                <w:lang w:eastAsia="es-AR"/>
+              </w:rPr>
+            </w:pPr>
+            <w:r>
+              <w:rPr>
+                <w:rFonts w:ascii="Calibri" w:eastAsia="Times New Roman" w:hAnsi="Calibri" w:cs="Calibri"/>
+                <w:color w:val="000000"/>
+                <w:sz w:val="20"/>
+                <w:szCs w:val="20"/>
+                <w:lang w:eastAsia="es-AR"/>
+              </w:rPr>
+              <w:t>Estado 2</w:t>
+            </w:r>
+          </w:p>
+        </w:tc>
+        <w:tc>
+          <w:tcPr>
+            <w:tcW w:w="600" w:type="dxa"/>
+            <w:tcBorders>
+              <w:top w:val="nil"/>
+              <w:left w:val="nil"/>
+              <w:bottom w:val="nil"/>
+              <w:right w:val="nil"/>
+            </w:tcBorders>
+            <w:shd w:val="clear" w:color="auto" w:fill="auto"/>
+            <w:noWrap/>
+            <w:vAlign w:val="bottom"/>
+            <w:hideMark/>
+          </w:tcPr>
+          <w:p>
+            <w:pPr>
+              <w:spacing w:after="0" w:line="240" w:lineRule="auto"/>
+              <w:jc w:val="center"/>
+              <w:rPr>
+                <w:rFonts w:ascii="Calibri" w:eastAsia="Times New Roman" w:hAnsi="Calibri" w:cs="Calibri"/>
+                <w:color w:val="000000"/>
+                <w:sz w:val="20"/>
+                <w:szCs w:val="20"/>
+                <w:lang w:eastAsia="es-AR"/>
+              </w:rPr>
+            </w:pPr>
+            <w:r>
+              <w:rPr>
+                <w:rFonts w:ascii="Calibri" w:eastAsia="Times New Roman" w:hAnsi="Calibri" w:cs="Calibri"/>
+                <w:color w:val="000000"/>
+                <w:sz w:val="20"/>
+                <w:szCs w:val="20"/>
+                <w:lang w:eastAsia="es-AR"/>
+              </w:rPr>
+              <w:t>7</w:t>
+            </w:r>
+          </w:p>
+        </w:tc>
+        <w:tc>
+          <w:tcPr>
+            <w:tcW w:w="1378" w:type="dxa"/>
+            <w:tcBorders>
+              <w:top w:val="nil"/>
+              <w:left w:val="nil"/>
+              <w:bottom w:val="nil"/>
+              <w:right w:val="single" w:sz="8" w:space="0" w:color="auto"/>
+            </w:tcBorders>
+            <w:shd w:val="clear" w:color="auto" w:fill="auto"/>
+            <w:noWrap/>
+            <w:vAlign w:val="bottom"/>
+            <w:hideMark/>
+          </w:tcPr>
+          <w:p>
+            <w:pPr>
+              <w:spacing w:after="0" w:line="240" w:lineRule="auto"/>
+              <w:jc w:val="center"/>
+              <w:rPr>
+                <w:rFonts w:ascii="Calibri" w:eastAsia="Times New Roman" w:hAnsi="Calibri" w:cs="Calibri"/>
+                <w:color w:val="000000"/>
+                <w:sz w:val="20"/>
+                <w:szCs w:val="20"/>
+                <w:lang w:eastAsia="es-AR"/>
+              </w:rPr>
+            </w:pPr>
+            <w:r>
+              <w:rPr>
+                <w:rFonts w:ascii="Calibri" w:eastAsia="Times New Roman" w:hAnsi="Calibri" w:cs="Calibri"/>
+                <w:color w:val="000000"/>
+                <w:sz w:val="20"/>
+                <w:szCs w:val="20"/>
+                <w:lang w:eastAsia="es-AR"/>
+              </w:rPr>
+              <w:t>2</w:t>
+            </w:r>
+          </w:p>
+        </w:tc>
+        <w:tc>
+          <w:tcPr>
+            <w:tcW w:w="600" w:type="dxa"/>
+            <w:tcBorders>
+              <w:top w:val="nil"/>
+              <w:left w:val="nil"/>
+              <w:bottom w:val="nil"/>
+              <w:right w:val="nil"/>
+            </w:tcBorders>
+            <w:shd w:val="clear" w:color="auto" w:fill="auto"/>
+            <w:noWrap/>
+            <w:vAlign w:val="bottom"/>
+            <w:hideMark/>
+          </w:tcPr>
+          <w:p>
+            <w:pPr>
+              <w:spacing w:after="0" w:line="240" w:lineRule="auto"/>
+              <w:jc w:val="center"/>
+              <w:rPr>
+                <w:rFonts w:ascii="Calibri" w:eastAsia="Times New Roman" w:hAnsi="Calibri" w:cs="Calibri"/>
+                <w:color w:val="000000"/>
+                <w:sz w:val="20"/>
+                <w:szCs w:val="20"/>
+                <w:lang w:eastAsia="es-AR"/>
+              </w:rPr>
+            </w:pPr>
+            <w:r>
+              <w:rPr>
+                <w:rFonts w:ascii="Calibri" w:eastAsia="Times New Roman" w:hAnsi="Calibri" w:cs="Calibri"/>
+                <w:color w:val="000000"/>
+                <w:sz w:val="20"/>
+                <w:szCs w:val="20"/>
+                <w:lang w:eastAsia="es-AR"/>
+              </w:rPr>
+              <w:t>5</w:t>
+            </w:r>
+          </w:p>
+        </w:tc>
+        <w:tc>
+          <w:tcPr>
+            <w:tcW w:w="1378" w:type="dxa"/>
+            <w:tcBorders>
+              <w:top w:val="nil"/>
+              <w:left w:val="nil"/>
+              <w:bottom w:val="nil"/>
+              <w:right w:val="single" w:sz="8" w:space="0" w:color="auto"/>
+            </w:tcBorders>
+            <w:shd w:val="clear" w:color="auto" w:fill="auto"/>
+            <w:noWrap/>
+            <w:vAlign w:val="bottom"/>
+            <w:hideMark/>
+          </w:tcPr>
+          <w:p>
+            <w:pPr>
+              <w:spacing w:after="0" w:line="240" w:lineRule="auto"/>
+              <w:jc w:val="center"/>
+              <w:rPr>
+                <w:rFonts w:ascii="Calibri" w:eastAsia="Times New Roman" w:hAnsi="Calibri" w:cs="Calibri"/>
+                <w:color w:val="000000"/>
+                <w:sz w:val="20"/>
+                <w:szCs w:val="20"/>
+                <w:lang w:eastAsia="es-AR"/>
+              </w:rPr>
+            </w:pPr>
+            <w:r>
+              <w:rPr>
+                <w:rFonts w:ascii="Calibri" w:eastAsia="Times New Roman" w:hAnsi="Calibri" w:cs="Calibri"/>
+                <w:color w:val="000000"/>
+                <w:sz w:val="20"/>
+                <w:szCs w:val="20"/>
+                <w:lang w:eastAsia="es-AR"/>
+              </w:rPr>
+              <w:t>2</w:t>
+            </w:r>
+          </w:p>
+        </w:tc>
+        <w:tc>
+          <w:tcPr>
+            <w:tcW w:w="1300" w:type="dxa"/>
+            <w:tcBorders>
+              <w:top w:val="nil"/>
+              <w:left w:val="nil"/>
+              <w:bottom w:val="nil"/>
+              <w:right w:val="nil"/>
+            </w:tcBorders>
+            <w:shd w:val="clear" w:color="auto" w:fill="auto"/>
+            <w:noWrap/>
+            <w:vAlign w:val="bottom"/>
+            <w:hideMark/>
+          </w:tcPr>
+          <w:p>
+            <w:pPr>
+              <w:spacing w:after="0" w:line="240" w:lineRule="auto"/>
+              <w:jc w:val="center"/>
+              <w:rPr>
+                <w:rFonts w:ascii="Calibri" w:eastAsia="Times New Roman" w:hAnsi="Calibri" w:cs="Calibri"/>
+                <w:color w:val="000000"/>
+                <w:sz w:val="20"/>
+                <w:szCs w:val="20"/>
+                <w:lang w:eastAsia="es-AR"/>
+              </w:rPr>
+            </w:pPr>
+            <w:r>
+              <w:rPr>
+                <w:rFonts w:ascii="Calibri" w:eastAsia="Times New Roman" w:hAnsi="Calibri" w:cs="Calibri"/>
+                <w:color w:val="000000"/>
+                <w:sz w:val="20"/>
+                <w:szCs w:val="20"/>
+                <w:lang w:eastAsia="es-AR"/>
+              </w:rPr>
+              <w:t>S/</w:t>
+            </w:r>
+            <w:proofErr w:type="spellStart"/>
+            <w:r>
+              <w:rPr>
+                <w:rFonts w:ascii="Calibri" w:eastAsia="Times New Roman" w:hAnsi="Calibri" w:cs="Calibri"/>
+                <w:color w:val="000000"/>
+                <w:sz w:val="20"/>
+                <w:szCs w:val="20"/>
+                <w:lang w:eastAsia="es-AR"/>
+              </w:rPr>
+              <w:t>Vend</w:t>
+            </w:r>
+            <w:proofErr w:type="spellEnd"/>
+          </w:p>
+        </w:tc>
+        <w:tc>
+          <w:tcPr>
+            <w:tcW w:w="1548" w:type="dxa"/>
+            <w:tcBorders>
+              <w:top w:val="nil"/>
+              <w:left w:val="nil"/>
+              <w:bottom w:val="nil"/>
+              <w:right w:val="single" w:sz="8" w:space="0" w:color="auto"/>
+            </w:tcBorders>
+            <w:shd w:val="clear" w:color="auto" w:fill="auto"/>
+            <w:noWrap/>
+            <w:vAlign w:val="bottom"/>
+            <w:hideMark/>
+          </w:tcPr>
+          <w:p>
+            <w:pPr>
+              <w:spacing w:after="0" w:line="240" w:lineRule="auto"/>
+              <w:jc w:val="center"/>
+              <w:rPr>
+                <w:rFonts w:ascii="Calibri" w:eastAsia="Times New Roman" w:hAnsi="Calibri" w:cs="Calibri"/>
+                <w:color w:val="000000"/>
+                <w:sz w:val="20"/>
+                <w:szCs w:val="20"/>
+                <w:lang w:eastAsia="es-AR"/>
+              </w:rPr>
+            </w:pPr>
+            <w:r>
+              <w:rPr>
+                <w:rFonts w:ascii="Calibri" w:eastAsia="Times New Roman" w:hAnsi="Calibri" w:cs="Calibri"/>
+                <w:color w:val="000000"/>
+                <w:sz w:val="20"/>
+                <w:szCs w:val="20"/>
+                <w:lang w:eastAsia="es-AR"/>
+              </w:rPr>
+              <w:t>S/</w:t>
+            </w:r>
+            <w:proofErr w:type="spellStart"/>
+            <w:r>
+              <w:rPr>
+                <w:rFonts w:ascii="Calibri" w:eastAsia="Times New Roman" w:hAnsi="Calibri" w:cs="Calibri"/>
+                <w:color w:val="000000"/>
+                <w:sz w:val="20"/>
+                <w:szCs w:val="20"/>
+                <w:lang w:eastAsia="es-AR"/>
+              </w:rPr>
+              <w:t>Vend</w:t>
+            </w:r>
+            <w:proofErr w:type="spellEnd"/>
+          </w:p>
+        </w:tc>
+        <w:tc>
+          <w:tcPr>
+            <w:tcW w:w="868" w:type="dxa"/>
+            <w:tcBorders>
+              <w:top w:val="nil"/>
+              <w:left w:val="nil"/>
+              <w:bottom w:val="nil"/>
+              <w:right w:val="nil"/>
+            </w:tcBorders>
+            <w:shd w:val="clear" w:color="000000" w:fill="FFFFFF"/>
+            <w:noWrap/>
+            <w:vAlign w:val="bottom"/>
+            <w:hideMark/>
+          </w:tcPr>
+          <w:p>
+            <w:pPr>
+              <w:spacing w:after="0" w:line="240" w:lineRule="auto"/>
+              <w:jc w:val="center"/>
+              <w:rPr>
+                <w:rFonts w:ascii="Calibri" w:eastAsia="Times New Roman" w:hAnsi="Calibri" w:cs="Calibri"/>
+                <w:color w:val="000000"/>
+                <w:sz w:val="20"/>
+                <w:szCs w:val="20"/>
+                <w:lang w:eastAsia="es-AR"/>
+              </w:rPr>
+            </w:pPr>
+            <w:r>
+              <w:rPr>
+                <w:rFonts w:ascii="Calibri" w:eastAsia="Times New Roman" w:hAnsi="Calibri" w:cs="Calibri"/>
+                <w:color w:val="000000"/>
+                <w:sz w:val="20"/>
+                <w:szCs w:val="20"/>
+                <w:lang w:eastAsia="es-AR"/>
+              </w:rPr>
+              <w:t xml:space="preserve">Sin </w:t>
+            </w:r>
+            <w:proofErr w:type="spellStart"/>
+            <w:r>
+              <w:rPr>
+                <w:rFonts w:ascii="Calibri" w:eastAsia="Times New Roman" w:hAnsi="Calibri" w:cs="Calibri"/>
+                <w:color w:val="000000"/>
+                <w:sz w:val="20"/>
+                <w:szCs w:val="20"/>
+                <w:lang w:eastAsia="es-AR"/>
+              </w:rPr>
+              <w:t>ret</w:t>
+            </w:r>
+            <w:proofErr w:type="spellEnd"/>
+          </w:p>
+        </w:tc>
+        <w:tc>
+          <w:tcPr>
+            <w:tcW w:w="1378" w:type="dxa"/>
+            <w:tcBorders>
+              <w:top w:val="nil"/>
+              <w:left w:val="nil"/>
+              <w:bottom w:val="nil"/>
+              <w:right w:val="single" w:sz="8" w:space="0" w:color="auto"/>
+            </w:tcBorders>
+            <w:shd w:val="clear" w:color="auto" w:fill="auto"/>
+            <w:noWrap/>
+            <w:vAlign w:val="bottom"/>
+            <w:hideMark/>
+          </w:tcPr>
+          <w:p>
+            <w:pPr>
+              <w:spacing w:after="0" w:line="240" w:lineRule="auto"/>
+              <w:jc w:val="center"/>
+              <w:rPr>
+                <w:rFonts w:ascii="Calibri" w:eastAsia="Times New Roman" w:hAnsi="Calibri" w:cs="Calibri"/>
+                <w:color w:val="000000"/>
+                <w:sz w:val="20"/>
+                <w:szCs w:val="20"/>
+                <w:lang w:eastAsia="es-AR"/>
+              </w:rPr>
+            </w:pPr>
+            <w:r>
+              <w:rPr>
+                <w:rFonts w:ascii="Calibri" w:eastAsia="Times New Roman" w:hAnsi="Calibri" w:cs="Calibri"/>
+                <w:color w:val="000000"/>
+                <w:sz w:val="20"/>
+                <w:szCs w:val="20"/>
+                <w:lang w:eastAsia="es-AR"/>
+              </w:rPr>
+              <w:t>2</w:t>
+            </w:r>
+          </w:p>
+        </w:tc>
+      </w:tr>
+      <w:tr>
+        <w:trPr>
+          <w:trHeight w:val="166"/>
+        </w:trPr>
+        <w:tc>
+          <w:tcPr>
+            <w:tcW w:w="1372" w:type="dxa"/>
+            <w:tcBorders>
+              <w:top w:val="nil"/>
+              <w:left w:val="single" w:sz="8" w:space="0" w:color="auto"/>
+              <w:bottom w:val="nil"/>
+              <w:right w:val="single" w:sz="8" w:space="0" w:color="auto"/>
+            </w:tcBorders>
+            <w:shd w:val="clear" w:color="auto" w:fill="auto"/>
+            <w:noWrap/>
+            <w:vAlign w:val="bottom"/>
+            <w:hideMark/>
+          </w:tcPr>
+          <w:p>
+            <w:pPr>
+              <w:spacing w:after="0" w:line="240" w:lineRule="auto"/>
+              <w:rPr>
+                <w:rFonts w:ascii="Calibri" w:eastAsia="Times New Roman" w:hAnsi="Calibri" w:cs="Calibri"/>
+                <w:color w:val="000000"/>
+                <w:sz w:val="20"/>
+                <w:szCs w:val="20"/>
+                <w:lang w:eastAsia="es-AR"/>
+              </w:rPr>
+            </w:pPr>
+            <w:r>
+              <w:rPr>
+                <w:rFonts w:ascii="Calibri" w:eastAsia="Times New Roman" w:hAnsi="Calibri" w:cs="Calibri"/>
+                <w:color w:val="000000"/>
+                <w:sz w:val="20"/>
+                <w:szCs w:val="20"/>
+                <w:lang w:eastAsia="es-AR"/>
+              </w:rPr>
+              <w:t> </w:t>
+            </w:r>
+          </w:p>
+        </w:tc>
+        <w:tc>
+          <w:tcPr>
+            <w:tcW w:w="600" w:type="dxa"/>
+            <w:tcBorders>
+              <w:top w:val="nil"/>
+              <w:left w:val="nil"/>
+              <w:bottom w:val="nil"/>
+              <w:right w:val="nil"/>
+            </w:tcBorders>
+            <w:shd w:val="clear" w:color="auto" w:fill="auto"/>
+            <w:noWrap/>
+            <w:vAlign w:val="bottom"/>
+            <w:hideMark/>
+          </w:tcPr>
+          <w:p>
+            <w:pPr>
+              <w:spacing w:after="0" w:line="240" w:lineRule="auto"/>
+              <w:jc w:val="center"/>
+              <w:rPr>
+                <w:rFonts w:ascii="Calibri" w:eastAsia="Times New Roman" w:hAnsi="Calibri" w:cs="Calibri"/>
+                <w:color w:val="000000"/>
+                <w:sz w:val="20"/>
+                <w:szCs w:val="20"/>
+                <w:lang w:eastAsia="es-AR"/>
+              </w:rPr>
+            </w:pPr>
+            <w:r>
+              <w:rPr>
+                <w:rFonts w:ascii="Calibri" w:eastAsia="Times New Roman" w:hAnsi="Calibri" w:cs="Calibri"/>
+                <w:color w:val="000000"/>
+                <w:sz w:val="20"/>
+                <w:szCs w:val="20"/>
+                <w:lang w:eastAsia="es-AR"/>
+              </w:rPr>
+              <w:t> </w:t>
+            </w:r>
+          </w:p>
+        </w:tc>
+        <w:tc>
+          <w:tcPr>
+            <w:tcW w:w="1378" w:type="dxa"/>
+            <w:tcBorders>
+              <w:top w:val="nil"/>
+              <w:left w:val="nil"/>
+              <w:bottom w:val="nil"/>
+              <w:right w:val="single" w:sz="8" w:space="0" w:color="auto"/>
+            </w:tcBorders>
+            <w:shd w:val="clear" w:color="auto" w:fill="auto"/>
+            <w:noWrap/>
+            <w:vAlign w:val="bottom"/>
+            <w:hideMark/>
+          </w:tcPr>
+          <w:p>
+            <w:pPr>
+              <w:spacing w:after="0" w:line="240" w:lineRule="auto"/>
+              <w:jc w:val="center"/>
+              <w:rPr>
+                <w:rFonts w:ascii="Calibri" w:eastAsia="Times New Roman" w:hAnsi="Calibri" w:cs="Calibri"/>
+                <w:color w:val="000000"/>
+                <w:sz w:val="20"/>
+                <w:szCs w:val="20"/>
+                <w:lang w:eastAsia="es-AR"/>
+              </w:rPr>
+            </w:pPr>
+            <w:r>
+              <w:rPr>
+                <w:rFonts w:ascii="Calibri" w:eastAsia="Times New Roman" w:hAnsi="Calibri" w:cs="Calibri"/>
+                <w:color w:val="000000"/>
+                <w:sz w:val="20"/>
+                <w:szCs w:val="20"/>
+                <w:lang w:eastAsia="es-AR"/>
+              </w:rPr>
+              <w:t> </w:t>
+            </w:r>
+          </w:p>
+        </w:tc>
+        <w:tc>
+          <w:tcPr>
+            <w:tcW w:w="600" w:type="dxa"/>
+            <w:tcBorders>
+              <w:top w:val="nil"/>
+              <w:left w:val="nil"/>
+              <w:bottom w:val="nil"/>
+              <w:right w:val="nil"/>
+            </w:tcBorders>
+            <w:shd w:val="clear" w:color="auto" w:fill="auto"/>
+            <w:noWrap/>
+            <w:vAlign w:val="bottom"/>
+            <w:hideMark/>
+          </w:tcPr>
+          <w:p>
+            <w:pPr>
+              <w:spacing w:after="0" w:line="240" w:lineRule="auto"/>
+              <w:jc w:val="center"/>
+              <w:rPr>
+                <w:rFonts w:ascii="Calibri" w:eastAsia="Times New Roman" w:hAnsi="Calibri" w:cs="Calibri"/>
+                <w:color w:val="000000"/>
+                <w:sz w:val="20"/>
+                <w:szCs w:val="20"/>
+                <w:lang w:eastAsia="es-AR"/>
+              </w:rPr>
+            </w:pPr>
+            <w:r>
+              <w:rPr>
+                <w:rFonts w:ascii="Calibri" w:eastAsia="Times New Roman" w:hAnsi="Calibri" w:cs="Calibri"/>
+                <w:color w:val="000000"/>
+                <w:sz w:val="20"/>
+                <w:szCs w:val="20"/>
+                <w:lang w:eastAsia="es-AR"/>
+              </w:rPr>
+              <w:t> </w:t>
+            </w:r>
+          </w:p>
+        </w:tc>
+        <w:tc>
+          <w:tcPr>
+            <w:tcW w:w="1378" w:type="dxa"/>
+            <w:tcBorders>
+              <w:top w:val="nil"/>
+              <w:left w:val="nil"/>
+              <w:bottom w:val="nil"/>
+              <w:right w:val="single" w:sz="8" w:space="0" w:color="auto"/>
+            </w:tcBorders>
+            <w:shd w:val="clear" w:color="auto" w:fill="auto"/>
+            <w:noWrap/>
+            <w:vAlign w:val="bottom"/>
+            <w:hideMark/>
+          </w:tcPr>
+          <w:p>
+            <w:pPr>
+              <w:spacing w:after="0" w:line="240" w:lineRule="auto"/>
+              <w:jc w:val="center"/>
+              <w:rPr>
+                <w:rFonts w:ascii="Calibri" w:eastAsia="Times New Roman" w:hAnsi="Calibri" w:cs="Calibri"/>
+                <w:color w:val="000000"/>
+                <w:sz w:val="20"/>
+                <w:szCs w:val="20"/>
+                <w:lang w:eastAsia="es-AR"/>
+              </w:rPr>
+            </w:pPr>
+            <w:r>
+              <w:rPr>
+                <w:rFonts w:ascii="Calibri" w:eastAsia="Times New Roman" w:hAnsi="Calibri" w:cs="Calibri"/>
+                <w:color w:val="000000"/>
+                <w:sz w:val="20"/>
+                <w:szCs w:val="20"/>
+                <w:lang w:eastAsia="es-AR"/>
+              </w:rPr>
+              <w:t> </w:t>
+            </w:r>
+          </w:p>
+        </w:tc>
+        <w:tc>
+          <w:tcPr>
+            <w:tcW w:w="1300" w:type="dxa"/>
+            <w:tcBorders>
+              <w:top w:val="nil"/>
+              <w:left w:val="nil"/>
+              <w:bottom w:val="nil"/>
+              <w:right w:val="nil"/>
+            </w:tcBorders>
+            <w:shd w:val="clear" w:color="auto" w:fill="auto"/>
+            <w:noWrap/>
+            <w:vAlign w:val="bottom"/>
+            <w:hideMark/>
+          </w:tcPr>
+          <w:p>
+            <w:pPr>
+              <w:spacing w:after="0" w:line="240" w:lineRule="auto"/>
+              <w:jc w:val="center"/>
+              <w:rPr>
+                <w:rFonts w:ascii="Calibri" w:eastAsia="Times New Roman" w:hAnsi="Calibri" w:cs="Calibri"/>
+                <w:color w:val="000000"/>
+                <w:sz w:val="20"/>
+                <w:szCs w:val="20"/>
+                <w:lang w:eastAsia="es-AR"/>
+              </w:rPr>
+            </w:pPr>
+            <w:r>
+              <w:rPr>
+                <w:rFonts w:ascii="Calibri" w:eastAsia="Times New Roman" w:hAnsi="Calibri" w:cs="Calibri"/>
+                <w:color w:val="000000"/>
+                <w:sz w:val="20"/>
+                <w:szCs w:val="20"/>
+                <w:lang w:eastAsia="es-AR"/>
+              </w:rPr>
+              <w:t> </w:t>
+            </w:r>
+          </w:p>
+        </w:tc>
+        <w:tc>
+          <w:tcPr>
+            <w:tcW w:w="1548" w:type="dxa"/>
+            <w:tcBorders>
+              <w:top w:val="nil"/>
+              <w:left w:val="nil"/>
+              <w:bottom w:val="nil"/>
+              <w:right w:val="single" w:sz="8" w:space="0" w:color="auto"/>
+            </w:tcBorders>
+            <w:shd w:val="clear" w:color="auto" w:fill="auto"/>
+            <w:noWrap/>
+            <w:vAlign w:val="bottom"/>
+            <w:hideMark/>
+          </w:tcPr>
+          <w:p>
+            <w:pPr>
+              <w:spacing w:after="0" w:line="240" w:lineRule="auto"/>
+              <w:jc w:val="center"/>
+              <w:rPr>
+                <w:rFonts w:ascii="Calibri" w:eastAsia="Times New Roman" w:hAnsi="Calibri" w:cs="Calibri"/>
+                <w:color w:val="000000"/>
+                <w:sz w:val="20"/>
+                <w:szCs w:val="20"/>
+                <w:lang w:eastAsia="es-AR"/>
+              </w:rPr>
+            </w:pPr>
+            <w:r>
+              <w:rPr>
+                <w:rFonts w:ascii="Calibri" w:eastAsia="Times New Roman" w:hAnsi="Calibri" w:cs="Calibri"/>
+                <w:color w:val="000000"/>
+                <w:sz w:val="20"/>
+                <w:szCs w:val="20"/>
+                <w:lang w:eastAsia="es-AR"/>
+              </w:rPr>
+              <w:t> </w:t>
+            </w:r>
+          </w:p>
+        </w:tc>
+        <w:tc>
+          <w:tcPr>
+            <w:tcW w:w="868" w:type="dxa"/>
+            <w:tcBorders>
+              <w:top w:val="nil"/>
+              <w:left w:val="nil"/>
+              <w:bottom w:val="nil"/>
+              <w:right w:val="nil"/>
+            </w:tcBorders>
+            <w:shd w:val="clear" w:color="auto" w:fill="auto"/>
+            <w:noWrap/>
+            <w:vAlign w:val="bottom"/>
+            <w:hideMark/>
+          </w:tcPr>
+          <w:p>
+            <w:pPr>
+              <w:spacing w:after="0" w:line="240" w:lineRule="auto"/>
+              <w:jc w:val="center"/>
+              <w:rPr>
+                <w:rFonts w:ascii="Calibri" w:eastAsia="Times New Roman" w:hAnsi="Calibri" w:cs="Calibri"/>
+                <w:color w:val="000000"/>
+                <w:sz w:val="20"/>
+                <w:szCs w:val="20"/>
+                <w:lang w:eastAsia="es-AR"/>
+              </w:rPr>
+            </w:pPr>
+            <w:r>
+              <w:rPr>
+                <w:rFonts w:ascii="Calibri" w:eastAsia="Times New Roman" w:hAnsi="Calibri" w:cs="Calibri"/>
+                <w:color w:val="000000"/>
+                <w:sz w:val="20"/>
+                <w:szCs w:val="20"/>
+                <w:lang w:eastAsia="es-AR"/>
+              </w:rPr>
+              <w:t> </w:t>
+            </w:r>
+          </w:p>
+        </w:tc>
+        <w:tc>
+          <w:tcPr>
+            <w:tcW w:w="1378" w:type="dxa"/>
+            <w:tcBorders>
+              <w:top w:val="nil"/>
+              <w:left w:val="nil"/>
+              <w:bottom w:val="nil"/>
+              <w:right w:val="single" w:sz="8" w:space="0" w:color="auto"/>
+            </w:tcBorders>
+            <w:shd w:val="clear" w:color="auto" w:fill="auto"/>
+            <w:noWrap/>
+            <w:vAlign w:val="bottom"/>
+            <w:hideMark/>
+          </w:tcPr>
+          <w:p>
+            <w:pPr>
+              <w:spacing w:after="0" w:line="240" w:lineRule="auto"/>
+              <w:jc w:val="center"/>
+              <w:rPr>
+                <w:rFonts w:ascii="Calibri" w:eastAsia="Times New Roman" w:hAnsi="Calibri" w:cs="Calibri"/>
+                <w:color w:val="000000"/>
+                <w:sz w:val="20"/>
+                <w:szCs w:val="20"/>
+                <w:lang w:eastAsia="es-AR"/>
+              </w:rPr>
+            </w:pPr>
+            <w:r>
+              <w:rPr>
+                <w:rFonts w:ascii="Calibri" w:eastAsia="Times New Roman" w:hAnsi="Calibri" w:cs="Calibri"/>
+                <w:color w:val="000000"/>
+                <w:sz w:val="20"/>
+                <w:szCs w:val="20"/>
+                <w:lang w:eastAsia="es-AR"/>
+              </w:rPr>
+              <w:t> </w:t>
+            </w:r>
+          </w:p>
+        </w:tc>
+      </w:tr>
+      <w:tr>
+        <w:trPr>
+          <w:trHeight w:val="290"/>
+        </w:trPr>
+        <w:tc>
+          <w:tcPr>
+            <w:tcW w:w="1372" w:type="dxa"/>
+            <w:tcBorders>
+              <w:top w:val="nil"/>
+              <w:left w:val="single" w:sz="8" w:space="0" w:color="auto"/>
+              <w:bottom w:val="single" w:sz="8" w:space="0" w:color="auto"/>
+              <w:right w:val="single" w:sz="8" w:space="0" w:color="auto"/>
+            </w:tcBorders>
+            <w:shd w:val="clear" w:color="auto" w:fill="auto"/>
+            <w:noWrap/>
+            <w:vAlign w:val="bottom"/>
+            <w:hideMark/>
+          </w:tcPr>
+          <w:p>
+            <w:pPr>
+              <w:spacing w:after="0" w:line="240" w:lineRule="auto"/>
+              <w:rPr>
+                <w:rFonts w:ascii="Calibri" w:eastAsia="Times New Roman" w:hAnsi="Calibri" w:cs="Calibri"/>
+                <w:color w:val="000000"/>
+                <w:sz w:val="20"/>
+                <w:szCs w:val="20"/>
+                <w:lang w:eastAsia="es-AR"/>
+              </w:rPr>
+            </w:pPr>
+            <w:r>
+              <w:rPr>
+                <w:rFonts w:ascii="Calibri" w:eastAsia="Times New Roman" w:hAnsi="Calibri" w:cs="Calibri"/>
+                <w:color w:val="000000"/>
+                <w:sz w:val="20"/>
+                <w:szCs w:val="20"/>
+                <w:lang w:eastAsia="es-AR"/>
+              </w:rPr>
+              <w:t>Estado 1</w:t>
+            </w:r>
+          </w:p>
+        </w:tc>
+        <w:tc>
+          <w:tcPr>
+            <w:tcW w:w="600" w:type="dxa"/>
+            <w:tcBorders>
+              <w:top w:val="nil"/>
+              <w:left w:val="nil"/>
+              <w:bottom w:val="single" w:sz="8" w:space="0" w:color="auto"/>
+              <w:right w:val="nil"/>
+            </w:tcBorders>
+            <w:shd w:val="clear" w:color="auto" w:fill="auto"/>
+            <w:noWrap/>
+            <w:vAlign w:val="bottom"/>
+            <w:hideMark/>
+          </w:tcPr>
+          <w:p>
+            <w:pPr>
+              <w:spacing w:after="0" w:line="240" w:lineRule="auto"/>
+              <w:jc w:val="center"/>
+              <w:rPr>
+                <w:rFonts w:ascii="Calibri" w:eastAsia="Times New Roman" w:hAnsi="Calibri" w:cs="Calibri"/>
+                <w:color w:val="000000"/>
+                <w:sz w:val="20"/>
+                <w:szCs w:val="20"/>
+                <w:lang w:eastAsia="es-AR"/>
+              </w:rPr>
+            </w:pPr>
+            <w:r>
+              <w:rPr>
+                <w:rFonts w:ascii="Calibri" w:eastAsia="Times New Roman" w:hAnsi="Calibri" w:cs="Calibri"/>
+                <w:color w:val="000000"/>
+                <w:sz w:val="20"/>
+                <w:szCs w:val="20"/>
+                <w:lang w:eastAsia="es-AR"/>
+              </w:rPr>
+              <w:t>5</w:t>
+            </w:r>
+          </w:p>
+        </w:tc>
+        <w:tc>
+          <w:tcPr>
+            <w:tcW w:w="1378" w:type="dxa"/>
+            <w:tcBorders>
+              <w:top w:val="nil"/>
+              <w:left w:val="nil"/>
+              <w:bottom w:val="single" w:sz="8" w:space="0" w:color="auto"/>
+              <w:right w:val="single" w:sz="8" w:space="0" w:color="auto"/>
+            </w:tcBorders>
+            <w:shd w:val="clear" w:color="auto" w:fill="auto"/>
+            <w:noWrap/>
+            <w:vAlign w:val="bottom"/>
+            <w:hideMark/>
+          </w:tcPr>
+          <w:p>
+            <w:pPr>
+              <w:spacing w:after="0" w:line="240" w:lineRule="auto"/>
+              <w:jc w:val="center"/>
+              <w:rPr>
+                <w:rFonts w:ascii="Calibri" w:eastAsia="Times New Roman" w:hAnsi="Calibri" w:cs="Calibri"/>
+                <w:color w:val="000000"/>
+                <w:sz w:val="20"/>
+                <w:szCs w:val="20"/>
+                <w:lang w:eastAsia="es-AR"/>
+              </w:rPr>
+            </w:pPr>
+            <w:r>
+              <w:rPr>
+                <w:rFonts w:ascii="Calibri" w:eastAsia="Times New Roman" w:hAnsi="Calibri" w:cs="Calibri"/>
+                <w:color w:val="000000"/>
+                <w:sz w:val="20"/>
+                <w:szCs w:val="20"/>
+                <w:lang w:eastAsia="es-AR"/>
+              </w:rPr>
+              <w:t>0</w:t>
+            </w:r>
+          </w:p>
+        </w:tc>
+        <w:tc>
+          <w:tcPr>
+            <w:tcW w:w="600" w:type="dxa"/>
+            <w:tcBorders>
+              <w:top w:val="nil"/>
+              <w:left w:val="nil"/>
+              <w:bottom w:val="single" w:sz="8" w:space="0" w:color="auto"/>
+              <w:right w:val="nil"/>
+            </w:tcBorders>
+            <w:shd w:val="clear" w:color="auto" w:fill="auto"/>
+            <w:noWrap/>
+            <w:vAlign w:val="bottom"/>
+            <w:hideMark/>
+          </w:tcPr>
+          <w:p>
+            <w:pPr>
+              <w:spacing w:after="0" w:line="240" w:lineRule="auto"/>
+              <w:jc w:val="center"/>
+              <w:rPr>
+                <w:rFonts w:ascii="Calibri" w:eastAsia="Times New Roman" w:hAnsi="Calibri" w:cs="Calibri"/>
+                <w:color w:val="000000"/>
+                <w:sz w:val="20"/>
+                <w:szCs w:val="20"/>
+                <w:lang w:eastAsia="es-AR"/>
+              </w:rPr>
+            </w:pPr>
+            <w:r>
+              <w:rPr>
+                <w:rFonts w:ascii="Calibri" w:eastAsia="Times New Roman" w:hAnsi="Calibri" w:cs="Calibri"/>
+                <w:color w:val="000000"/>
+                <w:sz w:val="20"/>
+                <w:szCs w:val="20"/>
+                <w:lang w:eastAsia="es-AR"/>
+              </w:rPr>
+              <w:t>5</w:t>
+            </w:r>
+          </w:p>
+        </w:tc>
+        <w:tc>
+          <w:tcPr>
+            <w:tcW w:w="1378" w:type="dxa"/>
+            <w:tcBorders>
+              <w:top w:val="nil"/>
+              <w:left w:val="nil"/>
+              <w:bottom w:val="single" w:sz="8" w:space="0" w:color="auto"/>
+              <w:right w:val="single" w:sz="8" w:space="0" w:color="auto"/>
+            </w:tcBorders>
+            <w:shd w:val="clear" w:color="auto" w:fill="auto"/>
+            <w:noWrap/>
+            <w:vAlign w:val="bottom"/>
+            <w:hideMark/>
+          </w:tcPr>
+          <w:p>
+            <w:pPr>
+              <w:spacing w:after="0" w:line="240" w:lineRule="auto"/>
+              <w:jc w:val="center"/>
+              <w:rPr>
+                <w:rFonts w:ascii="Calibri" w:eastAsia="Times New Roman" w:hAnsi="Calibri" w:cs="Calibri"/>
+                <w:color w:val="000000"/>
+                <w:sz w:val="20"/>
+                <w:szCs w:val="20"/>
+                <w:lang w:eastAsia="es-AR"/>
+              </w:rPr>
+            </w:pPr>
+            <w:r>
+              <w:rPr>
+                <w:rFonts w:ascii="Calibri" w:eastAsia="Times New Roman" w:hAnsi="Calibri" w:cs="Calibri"/>
+                <w:color w:val="000000"/>
+                <w:sz w:val="20"/>
+                <w:szCs w:val="20"/>
+                <w:lang w:eastAsia="es-AR"/>
+              </w:rPr>
+              <w:t>0</w:t>
+            </w:r>
+          </w:p>
+        </w:tc>
+        <w:tc>
+          <w:tcPr>
+            <w:tcW w:w="1300" w:type="dxa"/>
+            <w:tcBorders>
+              <w:top w:val="nil"/>
+              <w:left w:val="nil"/>
+              <w:bottom w:val="single" w:sz="8" w:space="0" w:color="auto"/>
+              <w:right w:val="nil"/>
+            </w:tcBorders>
+            <w:shd w:val="clear" w:color="auto" w:fill="auto"/>
+            <w:noWrap/>
+            <w:vAlign w:val="bottom"/>
+            <w:hideMark/>
+          </w:tcPr>
+          <w:p>
+            <w:pPr>
+              <w:spacing w:after="0" w:line="240" w:lineRule="auto"/>
+              <w:jc w:val="center"/>
+              <w:rPr>
+                <w:rFonts w:ascii="Calibri" w:eastAsia="Times New Roman" w:hAnsi="Calibri" w:cs="Calibri"/>
+                <w:color w:val="000000"/>
+                <w:sz w:val="20"/>
+                <w:szCs w:val="20"/>
+                <w:lang w:eastAsia="es-AR"/>
+              </w:rPr>
+            </w:pPr>
+            <w:r>
+              <w:rPr>
+                <w:rFonts w:ascii="Calibri" w:eastAsia="Times New Roman" w:hAnsi="Calibri" w:cs="Calibri"/>
+                <w:color w:val="000000"/>
+                <w:sz w:val="20"/>
+                <w:szCs w:val="20"/>
+                <w:lang w:eastAsia="es-AR"/>
+              </w:rPr>
+              <w:t>S/</w:t>
+            </w:r>
+            <w:proofErr w:type="spellStart"/>
+            <w:r>
+              <w:rPr>
+                <w:rFonts w:ascii="Calibri" w:eastAsia="Times New Roman" w:hAnsi="Calibri" w:cs="Calibri"/>
+                <w:color w:val="000000"/>
+                <w:sz w:val="20"/>
+                <w:szCs w:val="20"/>
+                <w:lang w:eastAsia="es-AR"/>
+              </w:rPr>
+              <w:t>vend</w:t>
+            </w:r>
+            <w:proofErr w:type="spellEnd"/>
+          </w:p>
+        </w:tc>
+        <w:tc>
+          <w:tcPr>
+            <w:tcW w:w="1548" w:type="dxa"/>
+            <w:tcBorders>
+              <w:top w:val="nil"/>
+              <w:left w:val="nil"/>
+              <w:bottom w:val="single" w:sz="8" w:space="0" w:color="auto"/>
+              <w:right w:val="single" w:sz="8" w:space="0" w:color="auto"/>
+            </w:tcBorders>
+            <w:shd w:val="clear" w:color="auto" w:fill="auto"/>
+            <w:noWrap/>
+            <w:vAlign w:val="bottom"/>
+            <w:hideMark/>
+          </w:tcPr>
+          <w:p>
+            <w:pPr>
+              <w:spacing w:after="0" w:line="240" w:lineRule="auto"/>
+              <w:jc w:val="center"/>
+              <w:rPr>
+                <w:rFonts w:ascii="Calibri" w:eastAsia="Times New Roman" w:hAnsi="Calibri" w:cs="Calibri"/>
+                <w:color w:val="000000"/>
+                <w:sz w:val="20"/>
+                <w:szCs w:val="20"/>
+                <w:lang w:eastAsia="es-AR"/>
+              </w:rPr>
+            </w:pPr>
+            <w:r>
+              <w:rPr>
+                <w:rFonts w:ascii="Calibri" w:eastAsia="Times New Roman" w:hAnsi="Calibri" w:cs="Calibri"/>
+                <w:color w:val="000000"/>
+                <w:sz w:val="20"/>
+                <w:szCs w:val="20"/>
+                <w:lang w:eastAsia="es-AR"/>
+              </w:rPr>
+              <w:t>S/</w:t>
+            </w:r>
+            <w:proofErr w:type="spellStart"/>
+            <w:r>
+              <w:rPr>
+                <w:rFonts w:ascii="Calibri" w:eastAsia="Times New Roman" w:hAnsi="Calibri" w:cs="Calibri"/>
+                <w:color w:val="000000"/>
+                <w:sz w:val="20"/>
+                <w:szCs w:val="20"/>
+                <w:lang w:eastAsia="es-AR"/>
+              </w:rPr>
+              <w:t>Vend</w:t>
+            </w:r>
+            <w:proofErr w:type="spellEnd"/>
+          </w:p>
+        </w:tc>
+        <w:tc>
+          <w:tcPr>
+            <w:tcW w:w="868" w:type="dxa"/>
+            <w:tcBorders>
+              <w:top w:val="nil"/>
+              <w:left w:val="nil"/>
+              <w:bottom w:val="single" w:sz="8" w:space="0" w:color="auto"/>
+              <w:right w:val="nil"/>
+            </w:tcBorders>
+            <w:shd w:val="clear" w:color="auto" w:fill="auto"/>
+            <w:noWrap/>
+            <w:vAlign w:val="bottom"/>
+            <w:hideMark/>
+          </w:tcPr>
+          <w:p>
+            <w:pPr>
+              <w:spacing w:after="0" w:line="240" w:lineRule="auto"/>
+              <w:jc w:val="center"/>
+              <w:rPr>
+                <w:rFonts w:ascii="Calibri" w:eastAsia="Times New Roman" w:hAnsi="Calibri" w:cs="Calibri"/>
+                <w:color w:val="000000"/>
+                <w:sz w:val="20"/>
+                <w:szCs w:val="20"/>
+                <w:lang w:eastAsia="es-AR"/>
+              </w:rPr>
+            </w:pPr>
+            <w:r>
+              <w:rPr>
+                <w:rFonts w:ascii="Calibri" w:eastAsia="Times New Roman" w:hAnsi="Calibri" w:cs="Calibri"/>
+                <w:color w:val="000000"/>
+                <w:sz w:val="20"/>
+                <w:szCs w:val="20"/>
+                <w:lang w:eastAsia="es-AR"/>
+              </w:rPr>
+              <w:t xml:space="preserve">Sin </w:t>
+            </w:r>
+            <w:proofErr w:type="spellStart"/>
+            <w:r>
+              <w:rPr>
+                <w:rFonts w:ascii="Calibri" w:eastAsia="Times New Roman" w:hAnsi="Calibri" w:cs="Calibri"/>
+                <w:color w:val="000000"/>
+                <w:sz w:val="20"/>
+                <w:szCs w:val="20"/>
+                <w:lang w:eastAsia="es-AR"/>
+              </w:rPr>
+              <w:t>ret</w:t>
+            </w:r>
+            <w:proofErr w:type="spellEnd"/>
+          </w:p>
+        </w:tc>
+        <w:tc>
+          <w:tcPr>
+            <w:tcW w:w="1378" w:type="dxa"/>
+            <w:tcBorders>
+              <w:top w:val="nil"/>
+              <w:left w:val="nil"/>
+              <w:bottom w:val="single" w:sz="8" w:space="0" w:color="auto"/>
+              <w:right w:val="single" w:sz="8" w:space="0" w:color="auto"/>
+            </w:tcBorders>
+            <w:shd w:val="clear" w:color="auto" w:fill="auto"/>
+            <w:noWrap/>
+            <w:vAlign w:val="bottom"/>
+            <w:hideMark/>
+          </w:tcPr>
+          <w:p>
+            <w:pPr>
+              <w:spacing w:after="0" w:line="240" w:lineRule="auto"/>
+              <w:jc w:val="center"/>
+              <w:rPr>
+                <w:rFonts w:ascii="Calibri" w:eastAsia="Times New Roman" w:hAnsi="Calibri" w:cs="Calibri"/>
+                <w:color w:val="000000"/>
+                <w:sz w:val="20"/>
+                <w:szCs w:val="20"/>
+                <w:lang w:eastAsia="es-AR"/>
+              </w:rPr>
+            </w:pPr>
+            <w:r>
+              <w:rPr>
+                <w:rFonts w:ascii="Calibri" w:eastAsia="Times New Roman" w:hAnsi="Calibri" w:cs="Calibri"/>
+                <w:color w:val="000000"/>
+                <w:sz w:val="20"/>
+                <w:szCs w:val="20"/>
+                <w:lang w:eastAsia="es-AR"/>
+              </w:rPr>
+              <w:t>0</w:t>
+            </w:r>
+          </w:p>
+        </w:tc>
+      </w:tr>
+    </w:tbl>
+    <w:p>
+      <w:pPr>
+        <w:rPr>
+          <w:b/>
+          <w:sz w:val="24"/>
+          <w:u w:val="single"/>
+        </w:rPr>
+      </w:pPr>
+    </w:p>
+    <w:p>
+      <w:pPr>
+        <w:rPr>
+          <w:b/>
+          <w:sz w:val="24"/>
           <w:u w:val="single"/>
         </w:rPr>
       </w:pPr>
@@ -505,248 +3771,13 @@
                 <w:lang w:eastAsia="es-AR"/>
               </w:rPr>
             </w:pPr>
-            <w:proofErr w:type="spellStart"/>
-            <w:r>
-              <w:rPr>
-                <w:rFonts w:ascii="Calibri" w:eastAsia="Times New Roman" w:hAnsi="Calibri" w:cs="Calibri"/>
-                <w:color w:val="000000"/>
-                <w:lang w:eastAsia="es-AR"/>
-              </w:rPr>
-              <w:t>Regimen</w:t>
-            </w:r>
-            <w:proofErr w:type="spellEnd"/>
-            <w:r>
-              <w:rPr>
-                <w:rFonts w:ascii="Calibri" w:eastAsia="Times New Roman" w:hAnsi="Calibri" w:cs="Calibri"/>
-                <w:color w:val="000000"/>
-                <w:lang w:eastAsia="es-AR"/>
-              </w:rPr>
-              <w:t xml:space="preserve"> Retención RG2300 (Granos)</w:t>
-            </w:r>
-          </w:p>
-        </w:tc>
-        <w:tc>
-          <w:tcPr>
-            <w:tcW w:w="1380" w:type="dxa"/>
-            <w:tcBorders>
-              <w:top w:val="single" w:sz="4" w:space="0" w:color="auto"/>
-              <w:left w:val="nil"/>
-              <w:bottom w:val="single" w:sz="4" w:space="0" w:color="auto"/>
-              <w:right w:val="single" w:sz="4" w:space="0" w:color="auto"/>
-            </w:tcBorders>
-            <w:shd w:val="clear" w:color="000000" w:fill="A9D08E"/>
-            <w:noWrap/>
-            <w:vAlign w:val="bottom"/>
-            <w:hideMark/>
-          </w:tcPr>
-          <w:p>
-            <w:pPr>
-              <w:spacing w:after="0" w:line="240" w:lineRule="auto"/>
-              <w:rPr>
-                <w:rFonts w:ascii="Calibri" w:eastAsia="Times New Roman" w:hAnsi="Calibri" w:cs="Calibri"/>
-                <w:color w:val="000000"/>
-                <w:lang w:eastAsia="es-AR"/>
-              </w:rPr>
-            </w:pPr>
-            <w:r>
-              <w:rPr>
-                <w:rFonts w:ascii="Calibri" w:eastAsia="Times New Roman" w:hAnsi="Calibri" w:cs="Calibri"/>
-                <w:color w:val="000000"/>
-                <w:lang w:eastAsia="es-AR"/>
-              </w:rPr>
-              <w:t>Alícuota</w:t>
-            </w:r>
-          </w:p>
-        </w:tc>
-      </w:tr>
-      <w:tr>
-        <w:trPr>
-          <w:trHeight w:val="300"/>
-        </w:trPr>
-        <w:tc>
-          <w:tcPr>
-            <w:tcW w:w="8440" w:type="dxa"/>
-            <w:tcBorders>
-              <w:top w:val="nil"/>
-              <w:left w:val="single" w:sz="4" w:space="0" w:color="auto"/>
-              <w:bottom w:val="single" w:sz="4" w:space="0" w:color="auto"/>
-              <w:right w:val="single" w:sz="4" w:space="0" w:color="auto"/>
-            </w:tcBorders>
-            <w:shd w:val="clear" w:color="auto" w:fill="auto"/>
-            <w:noWrap/>
-            <w:vAlign w:val="bottom"/>
-            <w:hideMark/>
-          </w:tcPr>
-          <w:p>
-            <w:pPr>
-              <w:spacing w:after="0" w:line="240" w:lineRule="auto"/>
-              <w:rPr>
-                <w:rFonts w:ascii="Calibri" w:eastAsia="Times New Roman" w:hAnsi="Calibri" w:cs="Calibri"/>
-                <w:color w:val="000000"/>
-                <w:lang w:eastAsia="es-AR"/>
-              </w:rPr>
-            </w:pPr>
-            <w:r>
-              <w:rPr>
-                <w:rFonts w:ascii="Calibri" w:eastAsia="Times New Roman" w:hAnsi="Calibri" w:cs="Calibri"/>
-                <w:color w:val="000000"/>
-                <w:lang w:eastAsia="es-AR"/>
-              </w:rPr>
-              <w:t>Productores / Acopiadores incluidos en RFOG</w:t>
-            </w:r>
-          </w:p>
-        </w:tc>
-        <w:tc>
-          <w:tcPr>
-            <w:tcW w:w="1380" w:type="dxa"/>
-            <w:tcBorders>
-              <w:top w:val="nil"/>
-              <w:left w:val="nil"/>
-              <w:bottom w:val="single" w:sz="4" w:space="0" w:color="auto"/>
-              <w:right w:val="single" w:sz="4" w:space="0" w:color="auto"/>
-            </w:tcBorders>
-            <w:shd w:val="clear" w:color="auto" w:fill="auto"/>
-            <w:noWrap/>
-            <w:vAlign w:val="bottom"/>
-            <w:hideMark/>
-          </w:tcPr>
-          <w:p>
-            <w:pPr>
-              <w:spacing w:after="0" w:line="240" w:lineRule="auto"/>
-              <w:jc w:val="right"/>
-              <w:rPr>
-                <w:rFonts w:ascii="Calibri" w:eastAsia="Times New Roman" w:hAnsi="Calibri" w:cs="Calibri"/>
-                <w:color w:val="000000"/>
-                <w:lang w:eastAsia="es-AR"/>
-              </w:rPr>
-            </w:pPr>
-            <w:r>
-              <w:rPr>
-                <w:rFonts w:ascii="Calibri" w:eastAsia="Times New Roman" w:hAnsi="Calibri" w:cs="Calibri"/>
-                <w:color w:val="000000"/>
-                <w:lang w:eastAsia="es-AR"/>
-              </w:rPr>
-              <w:t>8,00%</w:t>
-            </w:r>
-          </w:p>
-        </w:tc>
-      </w:tr>
-      <w:tr>
-        <w:trPr>
-          <w:trHeight w:val="300"/>
-        </w:trPr>
-        <w:tc>
-          <w:tcPr>
-            <w:tcW w:w="8440" w:type="dxa"/>
-            <w:tcBorders>
-              <w:top w:val="nil"/>
-              <w:left w:val="single" w:sz="4" w:space="0" w:color="auto"/>
-              <w:bottom w:val="single" w:sz="4" w:space="0" w:color="auto"/>
-              <w:right w:val="single" w:sz="4" w:space="0" w:color="auto"/>
-            </w:tcBorders>
-            <w:shd w:val="clear" w:color="auto" w:fill="auto"/>
-            <w:noWrap/>
-            <w:vAlign w:val="bottom"/>
-            <w:hideMark/>
-          </w:tcPr>
-          <w:p>
-            <w:pPr>
-              <w:spacing w:after="0" w:line="240" w:lineRule="auto"/>
-              <w:rPr>
-                <w:rFonts w:ascii="Calibri" w:eastAsia="Times New Roman" w:hAnsi="Calibri" w:cs="Calibri"/>
-                <w:color w:val="000000"/>
-                <w:lang w:eastAsia="es-AR"/>
-              </w:rPr>
-            </w:pPr>
-            <w:r>
-              <w:rPr>
-                <w:rFonts w:ascii="Calibri" w:eastAsia="Times New Roman" w:hAnsi="Calibri" w:cs="Calibri"/>
-                <w:color w:val="000000"/>
-                <w:lang w:eastAsia="es-AR"/>
-              </w:rPr>
-              <w:t>Productores / Acopiadores no incluidos en RFOG</w:t>
-            </w:r>
-          </w:p>
-        </w:tc>
-        <w:tc>
-          <w:tcPr>
-            <w:tcW w:w="1380" w:type="dxa"/>
-            <w:tcBorders>
-              <w:top w:val="nil"/>
-              <w:left w:val="nil"/>
-              <w:bottom w:val="single" w:sz="4" w:space="0" w:color="auto"/>
-              <w:right w:val="single" w:sz="4" w:space="0" w:color="auto"/>
-            </w:tcBorders>
-            <w:shd w:val="clear" w:color="auto" w:fill="auto"/>
-            <w:noWrap/>
-            <w:vAlign w:val="bottom"/>
-            <w:hideMark/>
-          </w:tcPr>
-          <w:p>
-            <w:pPr>
-              <w:spacing w:after="0" w:line="240" w:lineRule="auto"/>
-              <w:jc w:val="right"/>
-              <w:rPr>
-                <w:rFonts w:ascii="Calibri" w:eastAsia="Times New Roman" w:hAnsi="Calibri" w:cs="Calibri"/>
-                <w:color w:val="000000"/>
-                <w:lang w:eastAsia="es-AR"/>
-              </w:rPr>
-            </w:pPr>
-            <w:r>
-              <w:rPr>
-                <w:rFonts w:ascii="Calibri" w:eastAsia="Times New Roman" w:hAnsi="Calibri" w:cs="Calibri"/>
-                <w:color w:val="000000"/>
-                <w:lang w:eastAsia="es-AR"/>
-              </w:rPr>
-              <w:t>10,50%</w:t>
-            </w:r>
-          </w:p>
-        </w:tc>
-      </w:tr>
-      <w:tr>
-        <w:trPr>
-          <w:trHeight w:val="300"/>
-        </w:trPr>
-        <w:tc>
-          <w:tcPr>
-            <w:tcW w:w="8440" w:type="dxa"/>
-            <w:tcBorders>
-              <w:top w:val="single" w:sz="4" w:space="0" w:color="auto"/>
-              <w:left w:val="single" w:sz="4" w:space="0" w:color="auto"/>
-              <w:bottom w:val="single" w:sz="4" w:space="0" w:color="auto"/>
-              <w:right w:val="single" w:sz="4" w:space="0" w:color="auto"/>
-            </w:tcBorders>
-            <w:shd w:val="clear" w:color="000000" w:fill="A9D08E"/>
-            <w:noWrap/>
-            <w:vAlign w:val="bottom"/>
-            <w:hideMark/>
-          </w:tcPr>
-          <w:p>
-            <w:pPr>
-              <w:spacing w:after="0" w:line="240" w:lineRule="auto"/>
-              <w:rPr>
-                <w:rFonts w:ascii="Calibri" w:eastAsia="Times New Roman" w:hAnsi="Calibri" w:cs="Calibri"/>
-                <w:color w:val="000000"/>
-                <w:lang w:eastAsia="es-AR"/>
-              </w:rPr>
-            </w:pPr>
-            <w:proofErr w:type="spellStart"/>
-            <w:r>
-              <w:rPr>
-                <w:rFonts w:ascii="Calibri" w:eastAsia="Times New Roman" w:hAnsi="Calibri" w:cs="Calibri"/>
-                <w:color w:val="000000"/>
-                <w:lang w:eastAsia="es-AR"/>
-              </w:rPr>
-              <w:t>Regimen</w:t>
-            </w:r>
-            <w:proofErr w:type="spellEnd"/>
-            <w:r>
-              <w:rPr>
-                <w:rFonts w:ascii="Calibri" w:eastAsia="Times New Roman" w:hAnsi="Calibri" w:cs="Calibri"/>
-                <w:color w:val="000000"/>
-                <w:lang w:eastAsia="es-AR"/>
-              </w:rPr>
-              <w:t xml:space="preserve"> Retención Especial IVA</w:t>
+            <w:r>
+              <w:rPr>
+                <w:rFonts w:ascii="Calibri" w:eastAsia="Times New Roman" w:hAnsi="Calibri" w:cs="Calibri"/>
+                <w:color w:val="000000"/>
+                <w:lang w:eastAsia="es-AR"/>
+              </w:rPr>
+              <w:t>Regimen Retención Especial IVA</w:t>
             </w:r>
           </w:p>
         </w:tc>
@@ -1083,78 +4114,6 @@
                 <w:color w:val="000000"/>
                 <w:lang w:eastAsia="es-AR"/>
               </w:rPr>
-              <w:t>RG 2118 Comercialización de granos</w:t>
-            </w:r>
-          </w:p>
-        </w:tc>
-        <w:tc>
-          <w:tcPr>
-            <w:tcW w:w="1380" w:type="dxa"/>
-            <w:tcBorders>
-              <w:top w:val="nil"/>
-              <w:left w:val="nil"/>
-              <w:bottom w:val="single" w:sz="4" w:space="0" w:color="auto"/>
-              <w:right w:val="single" w:sz="4" w:space="0" w:color="auto"/>
-            </w:tcBorders>
-            <w:shd w:val="clear" w:color="auto" w:fill="auto"/>
-            <w:noWrap/>
-            <w:vAlign w:val="bottom"/>
-            <w:hideMark/>
-          </w:tcPr>
-          <w:p>
-            <w:pPr>
-              <w:spacing w:after="0" w:line="240" w:lineRule="auto"/>
-              <w:jc w:val="right"/>
-              <w:rPr>
-                <w:rFonts w:ascii="Calibri" w:eastAsia="Times New Roman" w:hAnsi="Calibri" w:cs="Calibri"/>
-                <w:color w:val="000000"/>
-                <w:lang w:eastAsia="es-AR"/>
-              </w:rPr>
-            </w:pPr>
-            <w:r>
-              <w:rPr>
-                <w:rFonts w:ascii="Calibri" w:eastAsia="Times New Roman" w:hAnsi="Calibri" w:cs="Calibri"/>
-                <w:color w:val="000000"/>
-                <w:lang w:eastAsia="es-AR"/>
-              </w:rPr>
-              <w:t>2,00%</w:t>
-            </w:r>
-          </w:p>
-        </w:tc>
-      </w:tr>
-      <w:tr>
-        <w:trPr>
-          <w:trHeight w:val="300"/>
-        </w:trPr>
-        <w:tc>
-          <w:tcPr>
-            <w:tcW w:w="8440" w:type="dxa"/>
-            <w:tcBorders>
-              <w:top w:val="nil"/>
-              <w:left w:val="single" w:sz="4" w:space="0" w:color="auto"/>
-              <w:bottom w:val="single" w:sz="4" w:space="0" w:color="auto"/>
-              <w:right w:val="single" w:sz="4" w:space="0" w:color="auto"/>
-            </w:tcBorders>
-            <w:shd w:val="clear" w:color="auto" w:fill="auto"/>
-            <w:noWrap/>
-            <w:vAlign w:val="bottom"/>
-            <w:hideMark/>
-          </w:tcPr>
-          <w:p>
-            <w:pPr>
-              <w:spacing w:after="0" w:line="240" w:lineRule="auto"/>
-              <w:rPr>
-                <w:rFonts w:ascii="Calibri" w:eastAsia="Times New Roman" w:hAnsi="Calibri" w:cs="Calibri"/>
-                <w:color w:val="000000"/>
-                <w:lang w:eastAsia="es-AR"/>
-              </w:rPr>
-            </w:pPr>
-            <w:r>
-              <w:rPr>
-                <w:rFonts w:ascii="Calibri" w:eastAsia="Times New Roman" w:hAnsi="Calibri" w:cs="Calibri"/>
-                <w:color w:val="000000"/>
-                <w:lang w:eastAsia="es-AR"/>
-              </w:rPr>
               <w:t>RG 830 Ventas de bienes / Servicios</w:t>
             </w:r>
           </w:p>
@@ -1355,12 +4314,58 @@
           <w:u w:val="single"/>
         </w:rPr>
       </w:pPr>
+    </w:p>
+    <w:p>
+      <w:pPr>
+        <w:rPr>
+          <w:b/>
+          <w:sz w:val="24"/>
+          <w:u w:val="single"/>
+        </w:rPr>
+      </w:pPr>
+    </w:p>
+    <w:p>
+      <w:pPr>
+        <w:rPr>
+          <w:b/>
+          <w:sz w:val="24"/>
+          <w:u w:val="single"/>
+        </w:rPr>
+      </w:pPr>
+    </w:p>
+    <w:p>
+      <w:pPr>
+        <w:rPr>
+          <w:b/>
+          <w:sz w:val="24"/>
+          <w:u w:val="single"/>
+        </w:rPr>
+      </w:pPr>
+    </w:p>
+    <w:p>
+      <w:pPr>
+        <w:rPr>
+          <w:b/>
+          <w:sz w:val="24"/>
+          <w:u w:val="single"/>
+        </w:rPr>
+      </w:pPr>
+    </w:p>
+    <w:p>
+      <w:pPr>
+        <w:rPr>
+          <w:b/>
+          <w:sz w:val="24"/>
+          <w:u w:val="single"/>
+        </w:rPr>
+      </w:pPr>
       <w:r>
         <w:rPr>
           <w:b/>
           <w:sz w:val="24"/>
           <w:u w:val="single"/>
         </w:rPr>
+        <w:lastRenderedPageBreak/>
         <w:t>Ingresos Brutos Buenos Aires</w:t>
       </w:r>
     </w:p>
@@ -1899,7 +4904,17 @@
                 <w:szCs w:val="16"/>
                 <w:lang w:eastAsia="es-AR"/>
               </w:rPr>
-              <w:t>1,00%</w:t>
+              <w:t>0</w:t>
+            </w:r>
+            <w:r>
+              <w:rPr>
+                <w:rFonts w:ascii="Arial" w:eastAsia="Times New Roman" w:hAnsi="Arial" w:cs="Arial"/>
+                <w:color w:val="000000"/>
+                <w:sz w:val="16"/>
+                <w:szCs w:val="16"/>
+                <w:lang w:eastAsia="es-AR"/>
+              </w:rPr>
+              <w:t>,00%</w:t>
             </w:r>
           </w:p>
         </w:tc>
@@ -2018,7 +5033,37 @@
                 <w:szCs w:val="16"/>
                 <w:lang w:eastAsia="es-AR"/>
               </w:rPr>
-              <w:t>1,00%</w:t>
+              <w:t>0</w:t>
+            </w:r>
+            <w:r>
+              <w:rPr>
+                <w:rFonts w:ascii="Arial" w:eastAsia="Times New Roman" w:hAnsi="Arial" w:cs="Arial"/>
+                <w:color w:val="000000"/>
+                <w:sz w:val="16"/>
+                <w:szCs w:val="16"/>
+                <w:lang w:eastAsia="es-AR"/>
+              </w:rPr>
+              <w:t>,</w:t>
+            </w:r>
+            <w:r>
+              <w:rPr>
+                <w:rFonts w:ascii="Arial" w:eastAsia="Times New Roman" w:hAnsi="Arial" w:cs="Arial"/>
+                <w:color w:val="000000"/>
+                <w:sz w:val="16"/>
+                <w:szCs w:val="16"/>
+                <w:lang w:eastAsia="es-AR"/>
+              </w:rPr>
+              <w:t>75</w:t>
+            </w:r>
+            <w:r>
+              <w:rPr>
+                <w:rFonts w:ascii="Arial" w:eastAsia="Times New Roman" w:hAnsi="Arial" w:cs="Arial"/>
+                <w:color w:val="000000"/>
+                <w:sz w:val="16"/>
+                <w:szCs w:val="16"/>
+                <w:lang w:eastAsia="es-AR"/>
+              </w:rPr>
+              <w:t>%</w:t>
             </w:r>
           </w:p>
         </w:tc>
@@ -2137,10 +5182,42 @@
                 <w:szCs w:val="16"/>
                 <w:lang w:eastAsia="es-AR"/>
               </w:rPr>
-              <w:t>1,00%</w:t>
-            </w:r>
-          </w:p>
-        </w:tc>
+              <w:t>0</w:t>
+            </w:r>
+            <w:r>
+              <w:rPr>
+                <w:rFonts w:ascii="Arial" w:eastAsia="Times New Roman" w:hAnsi="Arial" w:cs="Arial"/>
+                <w:color w:val="000000"/>
+                <w:sz w:val="16"/>
+                <w:szCs w:val="16"/>
+                <w:lang w:eastAsia="es-AR"/>
+              </w:rPr>
+              <w:t>,</w:t>
+            </w:r>
+            <w:r>
+              <w:rPr>
+                <w:rFonts w:ascii="Arial" w:eastAsia="Times New Roman" w:hAnsi="Arial" w:cs="Arial"/>
+                <w:color w:val="000000"/>
+                <w:sz w:val="16"/>
+                <w:szCs w:val="16"/>
+                <w:lang w:eastAsia="es-AR"/>
+              </w:rPr>
+              <w:t>75</w:t>
+            </w:r>
+            <w:r>
+              <w:rPr>
+                <w:rFonts w:ascii="Arial" w:eastAsia="Times New Roman" w:hAnsi="Arial" w:cs="Arial"/>
+                <w:color w:val="000000"/>
+                <w:sz w:val="16"/>
+                <w:szCs w:val="16"/>
+                <w:lang w:eastAsia="es-AR"/>
+              </w:rPr>
+              <w:t>%</w:t>
+            </w:r>
+          </w:p>
+        </w:tc>
+        <w:bookmarkStart w:id="2" w:name="_GoBack"/>
+        <w:bookmarkEnd w:id="2"/>
       </w:tr>
       <w:tr>
         <w:trPr>
@@ -2256,7 +5333,37 @@
                 <w:szCs w:val="16"/>
                 <w:lang w:eastAsia="es-AR"/>
               </w:rPr>
-              <w:t>1,00%</w:t>
+              <w:t>0</w:t>
+            </w:r>
+            <w:r>
+              <w:rPr>
+                <w:rFonts w:ascii="Arial" w:eastAsia="Times New Roman" w:hAnsi="Arial" w:cs="Arial"/>
+                <w:color w:val="000000"/>
+                <w:sz w:val="16"/>
+                <w:szCs w:val="16"/>
+                <w:lang w:eastAsia="es-AR"/>
+              </w:rPr>
+              <w:t>,</w:t>
+            </w:r>
+            <w:r>
+              <w:rPr>
+                <w:rFonts w:ascii="Arial" w:eastAsia="Times New Roman" w:hAnsi="Arial" w:cs="Arial"/>
+                <w:color w:val="000000"/>
+                <w:sz w:val="16"/>
+                <w:szCs w:val="16"/>
+                <w:lang w:eastAsia="es-AR"/>
+              </w:rPr>
+              <w:t>75</w:t>
+            </w:r>
+            <w:r>
+              <w:rPr>
+                <w:rFonts w:ascii="Arial" w:eastAsia="Times New Roman" w:hAnsi="Arial" w:cs="Arial"/>
+                <w:color w:val="000000"/>
+                <w:sz w:val="16"/>
+                <w:szCs w:val="16"/>
+                <w:lang w:eastAsia="es-AR"/>
+              </w:rPr>
+              <w:t>%</w:t>
             </w:r>
           </w:p>
         </w:tc>
@@ -2375,7 +5482,37 @@
                 <w:szCs w:val="16"/>
                 <w:lang w:eastAsia="es-AR"/>
               </w:rPr>
-              <w:t>1,50%</w:t>
+              <w:t>0</w:t>
+            </w:r>
+            <w:r>
+              <w:rPr>
+                <w:rFonts w:ascii="Arial" w:eastAsia="Times New Roman" w:hAnsi="Arial" w:cs="Arial"/>
+                <w:color w:val="000000"/>
+                <w:sz w:val="16"/>
+                <w:szCs w:val="16"/>
+                <w:lang w:eastAsia="es-AR"/>
+              </w:rPr>
+              <w:t>,</w:t>
+            </w:r>
+            <w:r>
+              <w:rPr>
+                <w:rFonts w:ascii="Arial" w:eastAsia="Times New Roman" w:hAnsi="Arial" w:cs="Arial"/>
+                <w:color w:val="000000"/>
+                <w:sz w:val="16"/>
+                <w:szCs w:val="16"/>
+                <w:lang w:eastAsia="es-AR"/>
+              </w:rPr>
+              <w:t>75</w:t>
+            </w:r>
+            <w:r>
+              <w:rPr>
+                <w:rFonts w:ascii="Arial" w:eastAsia="Times New Roman" w:hAnsi="Arial" w:cs="Arial"/>
+                <w:color w:val="000000"/>
+                <w:sz w:val="16"/>
+                <w:szCs w:val="16"/>
+                <w:lang w:eastAsia="es-AR"/>
+              </w:rPr>
+              <w:t>%</w:t>
             </w:r>
           </w:p>
         </w:tc>
@@ -4655,8 +7792,6 @@
           <w:u w:val="single"/>
         </w:rPr>
       </w:pPr>
-      <w:bookmarkStart w:id="2" w:name="_GoBack"/>
-      <w:bookmarkEnd w:id="2"/>
     </w:p>
     <w:p>
       <w:pPr>
@@ -4676,7 +7811,7 @@
 </file>
 
 <file path=word/numbering.xml><?xml version="1.0" encoding="utf-8"?>
-<w:numbering xmlns:wpc="http://schemas.microsoft.com/office/word/2010/wordprocessingCanvas" xmlns:cx="http://schemas.microsoft.com/office/drawing/2014/chartex" xmlns:mc="http://schemas.openxmlformats.org/markup-compatibility/2006" xmlns:o="urn:schemas-microsoft-com:office:office" xmlns:r="http://schemas.openxmlformats.org/officeDocument/2006/relationships" xmlns:m="http://schemas.openxmlformats.org/officeDocument/2006/math" xmlns:v="urn:schemas-microsoft-com:vml" xmlns:wp14="http://schemas.microsoft.com/office/word/2010/wordprocessingDrawing" xmlns:wp="http://schemas.openxmlformats.org/drawingml/2006/wordprocessingDrawing" xmlns:w10="urn:schemas-microsoft-com:office:word" xmlns:w="http://schemas.openxmlformats.org/wordprocessingml/2006/main" xmlns:w14="http://schemas.microsoft.com/office/word/2010/wordml" xmlns:w15="http://schemas.microsoft.com/office/word/2012/wordml" xmlns:w16se="http://schemas.microsoft.com/office/word/2015/wordml/symex" xmlns:wpg="http://schemas.microsoft.com/office/word/2010/wordprocessingGroup" xmlns:wpi="http://schemas.microsoft.com/office/word/2010/wordprocessingInk" xmlns:wne="http://schemas.microsoft.com/office/word/2006/wordml" xmlns:wps="http://schemas.microsoft.com/office/word/2010/wordprocessingShape" mc:Ignorable="w14 w15 w16se wp14">
+<w:numbering xmlns:wpc="http://schemas.microsoft.com/office/word/2010/wordprocessingCanvas" xmlns:cx="http://schemas.microsoft.com/office/drawing/2014/chartex" xmlns:cx1="http://schemas.microsoft.com/office/drawing/2015/9/8/chartex" xmlns:cx2="http://schemas.microsoft.com/office/drawing/2015/10/21/chartex" xmlns:cx3="http://schemas.microsoft.com/office/drawing/2016/5/9/chartex" xmlns:cx4="http://schemas.microsoft.com/office/drawing/2016/5/10/chartex" xmlns:cx5="http://schemas.microsoft.com/office/drawing/2016/5/11/chartex" xmlns:cx6="http://schemas.microsoft.com/office/drawing/2016/5/12/chartex" xmlns:cx7="http://schemas.microsoft.com/office/drawing/2016/5/13/chartex" xmlns:cx8="http://schemas.microsoft.com/office/drawing/2016/5/14/chartex" xmlns:mc="http://schemas.openxmlformats.org/markup-compatibility/2006" xmlns:aink="http://schemas.microsoft.com/office/drawing/2016/ink" xmlns:am3d="http://schemas.microsoft.com/office/drawing/2017/model3d" xmlns:o="urn:schemas-microsoft-com:office:office" xmlns:r="http://schemas.openxmlformats.org/officeDocument/2006/relationships" xmlns:m="http://schemas.openxmlformats.org/officeDocument/2006/math" xmlns:v="urn:schemas-microsoft-com:vml" xmlns:wp14="http://schemas.microsoft.com/office/word/2010/wordprocessingDrawing" xmlns:wp="http://schemas.openxmlformats.org/drawingml/2006/wordprocessingDrawing" xmlns:w10="urn:schemas-microsoft-com:office:word" xmlns:w="http://schemas.openxmlformats.org/wordprocessingml/2006/main" xmlns:w14="http://schemas.microsoft.com/office/word/2010/wordml" xmlns:w15="http://schemas.microsoft.com/office/word/2012/wordml" xmlns:w16cid="http://schemas.microsoft.com/office/word/2016/wordml/cid" xmlns:w16se="http://schemas.microsoft.com/office/word/2015/wordml/symex" xmlns:wpg="http://schemas.microsoft.com/office/word/2010/wordprocessingGroup" xmlns:wpi="http://schemas.microsoft.com/office/word/2010/wordprocessingInk" xmlns:wne="http://schemas.microsoft.com/office/word/2006/wordml" xmlns:wps="http://schemas.microsoft.com/office/word/2010/wordprocessingShape" mc:Ignorable="w14 w15 w16se w16cid wp14">
   <w:abstractNum w:abstractNumId="0" w15:restartNumberingAfterBreak="0">
     <w:nsid w:val="0C901EA3"/>
     <w:multiLevelType w:val="hybridMultilevel"/>
@@ -4797,7 +7932,7 @@
 </file>
 
 <file path=word/styles.xml><?xml version="1.0" encoding="utf-8"?>
-<w:styles xmlns:mc="http://schemas.openxmlformats.org/markup-compatibility/2006" xmlns:r="http://schemas.openxmlformats.org/officeDocument/2006/relationships" xmlns:w="http://schemas.openxmlformats.org/wordprocessingml/2006/main" xmlns:w14="http://schemas.microsoft.com/office/word/2010/wordml" xmlns:w15="http://schemas.microsoft.com/office/word/2012/wordml" xmlns:w16se="http://schemas.microsoft.com/office/word/2015/wordml/symex" mc:Ignorable="w14 w15 w16se">
+<w:styles xmlns:mc="http://schemas.openxmlformats.org/markup-compatibility/2006" xmlns:r="http://schemas.openxmlformats.org/officeDocument/2006/relationships" xmlns:w="http://schemas.openxmlformats.org/wordprocessingml/2006/main" xmlns:w14="http://schemas.microsoft.com/office/word/2010/wordml" xmlns:w15="http://schemas.microsoft.com/office/word/2012/wordml" xmlns:w16cid="http://schemas.microsoft.com/office/word/2016/wordml/cid" xmlns:w16se="http://schemas.microsoft.com/office/word/2015/wordml/symex" mc:Ignorable="w14 w15 w16se w16cid">
   <w:docDefaults>
     <w:rPrDefault>
       <w:rPr>
@@ -4813,7 +7948,7 @@
       </w:pPr>
     </w:pPrDefault>
   </w:docDefaults>
-  <w:latentStyles w:defLockedState="0" w:defUIPriority="99" w:defSemiHidden="0" w:defUnhideWhenUsed="0" w:defQFormat="0" w:count="371">
+  <w:latentStyles w:defLockedState="0" w:defUIPriority="99" w:defSemiHidden="0" w:defUnhideWhenUsed="0" w:defQFormat="0" w:count="375">
     <w:lsdException w:name="Normal" w:uiPriority="0" w:qFormat="1"/>
     <w:lsdException w:name="heading 1" w:uiPriority="9" w:qFormat="1"/>
     <w:lsdException w:name="heading 2" w:semiHidden="1" w:uiPriority="9" w:unhideWhenUsed="1" w:qFormat="1"/>
@@ -4919,7 +8054,6 @@
     <w:lsdException w:name="HTML Sample" w:semiHidden="1" w:unhideWhenUsed="1"/>
     <w:lsdException w:name="HTML Typewriter" w:semiHidden="1" w:unhideWhenUsed="1"/>
     <w:lsdException w:name="HTML Variable" w:semiHidden="1" w:unhideWhenUsed="1"/>
-    <w:lsdException w:name="Normal Table" w:semiHidden="1" w:unhideWhenUsed="1"/>
     <w:lsdException w:name="annotation subject" w:semiHidden="1" w:unhideWhenUsed="1"/>
     <w:lsdException w:name="No List" w:semiHidden="1" w:unhideWhenUsed="1"/>
     <w:lsdException w:name="Outline List 1" w:semiHidden="1" w:unhideWhenUsed="1"/>
@@ -4963,10 +8097,8 @@
     <w:lsdException w:name="Table Elegant" w:semiHidden="1" w:unhideWhenUsed="1"/>
     <w:lsdException w:name="Table Professional" w:semiHidden="1" w:unhideWhenUsed="1"/>
     <w:lsdException w:name="Table Subtle 1" w:semiHidden="1" w:unhideWhenUsed="1"/>
-    <w:lsdException w:name="Table Subtle 2" w:semiHidden="1" w:unhideWhenUsed="1"/>
     <w:lsdException w:name="Table Web 1" w:semiHidden="1" w:unhideWhenUsed="1"/>
     <w:lsdException w:name="Table Web 2" w:semiHidden="1" w:unhideWhenUsed="1"/>
-    <w:lsdException w:name="Table Web 3" w:semiHidden="1" w:unhideWhenUsed="1"/>
     <w:lsdException w:name="Balloon Text" w:semiHidden="1" w:unhideWhenUsed="1"/>
     <w:lsdException w:name="Table Grid" w:uiPriority="39"/>
     <w:lsdException w:name="Table Theme" w:semiHidden="1" w:unhideWhenUsed="1"/>
@@ -5185,6 +8317,10 @@
     <w:lsdException w:name="List Table 5 Dark Accent 6" w:uiPriority="50"/>
     <w:lsdException w:name="List Table 6 Colorful Accent 6" w:uiPriority="51"/>
     <w:lsdException w:name="List Table 7 Colorful Accent 6" w:uiPriority="52"/>
+    <w:lsdException w:name="Mention" w:semiHidden="1" w:unhideWhenUsed="1"/>
+    <w:lsdException w:name="Smart Hyperlink" w:semiHidden="1" w:unhideWhenUsed="1"/>
+    <w:lsdException w:name="Hashtag" w:semiHidden="1" w:unhideWhenUsed="1"/>
+    <w:lsdException w:name="Unresolved Mention" w:semiHidden="1" w:unhideWhenUsed="1"/>
   </w:latentStyles>
   <w:style w:type="paragraph" w:default="1" w:styleId="Normal">
     <w:name w:val="Normal"/>
